--- a/BA/Part 4_Requirements Documentation-20260912/Done/AI/FilledTemplates/User_Story_Template.docx
+++ b/BA/Part 4_Requirements Documentation-20260912/Done/AI/FilledTemplates/User_Story_Template.docx
@@ -167,7 +167,7 @@
           <w:sz w:val="24"/>
           <w:szCs w:val="24"/>
         </w:rPr>
-        <w:t xml:space="preserve">to see the task, the deadline and the maximum points of a lab on one page and submit my report there</w:t>
+        <w:t xml:space="preserve">to submit my lab report on the page where the task, the deadline and the maximum points of the lab are shown</w:t>
       </w:r>
       <w:r>
         <w:rPr>
@@ -408,7 +408,7 @@
           <w:sz w:val="24"/>
           <w:szCs w:val="24"/>
         </w:rPr>
-        <w:t xml:space="preserve">Submit a report before the deadline</w:t>
+        <w:t xml:space="preserve">Submit a report</w:t>
       </w:r>
     </w:p>
     <w:p>
@@ -467,7 +467,7 @@
           <w:sz w:val="24"/>
           <w:szCs w:val="24"/>
         </w:rPr>
-        <w:t xml:space="preserve"> the deadline of Lab 3 has not passed</w:t>
+        <w:t xml:space="preserve"> Student has added the file “lab3_report.pdf” with the “Choose file” button</w:t>
       </w:r>
     </w:p>
     <w:p>
@@ -496,7 +496,7 @@
           <w:sz w:val="24"/>
           <w:szCs w:val="24"/>
         </w:rPr>
-        <w:t xml:space="preserve"> Student adds the file “lab3_report.pdf” with the “Choose file” button and presses “Submit”</w:t>
+        <w:t xml:space="preserve"> Student presses “Submit”</w:t>
       </w:r>
     </w:p>
     <w:p>
@@ -964,6 +964,36 @@
       <w:pPr>
         <w:keepNext/>
         <w:spacing w:after="60"/>
+        <w:ind w:firstLine="720"/>
+        <w:rPr>
+          <w:rFonts w:ascii="Times New Roman" w:hAnsi="Times New Roman" w:cs="Times New Roman"/>
+          <w:sz w:val="24"/>
+          <w:szCs w:val="24"/>
+        </w:rPr>
+      </w:pPr>
+      <w:r>
+        <w:rPr>
+          <w:rFonts w:ascii="Times New Roman" w:hAnsi="Times New Roman" w:cs="Times New Roman"/>
+          <w:b/>
+          <w:bCs/>
+          <w:sz w:val="24"/>
+          <w:szCs w:val="24"/>
+        </w:rPr>
+        <w:t xml:space="preserve">And</w:t>
+      </w:r>
+      <w:r>
+        <w:rPr>
+          <w:rFonts w:ascii="Times New Roman" w:hAnsi="Times New Roman" w:cs="Times New Roman"/>
+          <w:sz w:val="24"/>
+          <w:szCs w:val="24"/>
+        </w:rPr>
+        <w:t xml:space="preserve"> Student has typed “Can we use an adjacency matrix instead of a list?” in the “Ask the lecturer...” field</w:t>
+      </w:r>
+    </w:p>
+    <w:p>
+      <w:pPr>
+        <w:keepNext/>
+        <w:spacing w:after="60"/>
         <w:rPr>
           <w:rFonts w:ascii="Times New Roman" w:hAnsi="Times New Roman" w:cs="Times New Roman"/>
           <w:sz w:val="24"/>
@@ -986,7 +1016,7 @@
           <w:sz w:val="24"/>
           <w:szCs w:val="24"/>
         </w:rPr>
-        <w:t xml:space="preserve"> Student types “Can we use an adjacency matrix instead of a list?” in the “Ask the lecturer...” field and presses “Send”</w:t>
+        <w:t xml:space="preserve"> Student presses “Send”</w:t>
       </w:r>
     </w:p>
     <w:p>
@@ -1740,6 +1770,36 @@
       <w:pPr>
         <w:keepNext/>
         <w:spacing w:after="60"/>
+        <w:ind w:firstLine="720"/>
+        <w:rPr>
+          <w:rFonts w:ascii="Times New Roman" w:hAnsi="Times New Roman" w:cs="Times New Roman"/>
+          <w:sz w:val="24"/>
+          <w:szCs w:val="24"/>
+        </w:rPr>
+      </w:pPr>
+      <w:r>
+        <w:rPr>
+          <w:rFonts w:ascii="Times New Roman" w:hAnsi="Times New Roman" w:cs="Times New Roman"/>
+          <w:b/>
+          <w:bCs/>
+          <w:sz w:val="24"/>
+          <w:szCs w:val="24"/>
+        </w:rPr>
+        <w:t xml:space="preserve">And</w:t>
+      </w:r>
+      <w:r>
+        <w:rPr>
+          <w:rFonts w:ascii="Times New Roman" w:hAnsi="Times New Roman" w:cs="Times New Roman"/>
+          <w:sz w:val="24"/>
+          <w:szCs w:val="24"/>
+        </w:rPr>
+        <w:t xml:space="preserve"> Lecturer has entered 8 in the “Points” field and written a comment</w:t>
+      </w:r>
+    </w:p>
+    <w:p>
+      <w:pPr>
+        <w:keepNext/>
+        <w:spacing w:after="60"/>
         <w:rPr>
           <w:rFonts w:ascii="Times New Roman" w:hAnsi="Times New Roman" w:cs="Times New Roman"/>
           <w:sz w:val="24"/>
@@ -1762,7 +1822,7 @@
           <w:sz w:val="24"/>
           <w:szCs w:val="24"/>
         </w:rPr>
-        <w:t xml:space="preserve"> Lecturer enters 8 in the “Points” field, writes a comment and presses “Save grade”</w:t>
+        <w:t xml:space="preserve"> Lecturer presses “Save grade”</w:t>
       </w:r>
     </w:p>
     <w:p>
@@ -1883,6 +1943,36 @@
       <w:pPr>
         <w:keepNext/>
         <w:spacing w:after="60"/>
+        <w:ind w:firstLine="720"/>
+        <w:rPr>
+          <w:rFonts w:ascii="Times New Roman" w:hAnsi="Times New Roman" w:cs="Times New Roman"/>
+          <w:sz w:val="24"/>
+          <w:szCs w:val="24"/>
+        </w:rPr>
+      </w:pPr>
+      <w:r>
+        <w:rPr>
+          <w:rFonts w:ascii="Times New Roman" w:hAnsi="Times New Roman" w:cs="Times New Roman"/>
+          <w:b/>
+          <w:bCs/>
+          <w:sz w:val="24"/>
+          <w:szCs w:val="24"/>
+        </w:rPr>
+        <w:t xml:space="preserve">And</w:t>
+      </w:r>
+      <w:r>
+        <w:rPr>
+          <w:rFonts w:ascii="Times New Roman" w:hAnsi="Times New Roman" w:cs="Times New Roman"/>
+          <w:sz w:val="24"/>
+          <w:szCs w:val="24"/>
+        </w:rPr>
+        <w:t xml:space="preserve"> Lecturer has entered 12 in the “Points” field</w:t>
+      </w:r>
+    </w:p>
+    <w:p>
+      <w:pPr>
+        <w:keepNext/>
+        <w:spacing w:after="60"/>
         <w:rPr>
           <w:rFonts w:ascii="Times New Roman" w:hAnsi="Times New Roman" w:cs="Times New Roman"/>
           <w:sz w:val="24"/>
@@ -1905,7 +1995,7 @@
           <w:sz w:val="24"/>
           <w:szCs w:val="24"/>
         </w:rPr>
-        <w:t xml:space="preserve"> Lecturer enters 12 in the “Points” field and presses “Save grade”</w:t>
+        <w:t xml:space="preserve"> Lecturer presses “Save grade”</w:t>
       </w:r>
     </w:p>
     <w:p>

--- a/BA/Part 4_Requirements Documentation-20260912/Done/AI/FilledTemplates/User_Story_Template.docx
+++ b/BA/Part 4_Requirements Documentation-20260912/Done/AI/FilledTemplates/User_Story_Template.docx
@@ -100,7 +100,7 @@
           <w:sz w:val="24"/>
           <w:szCs w:val="24"/>
         </w:rPr>
-        <w:t xml:space="preserve"> Submit a lab report on the lab page.</w:t>
+        <w:t xml:space="preserve"> Grade a submitted lab.</w:t>
       </w:r>
     </w:p>
     <w:p>
@@ -148,6 +148,729 @@
           <w:sz w:val="24"/>
           <w:szCs w:val="24"/>
         </w:rPr>
+        <w:t xml:space="preserve">lecturer of a first-year stream</w:t>
+      </w:r>
+      <w:r>
+        <w:rPr>
+          <w:rFonts w:ascii="Times New Roman" w:hAnsi="Times New Roman" w:cs="Times New Roman"/>
+          <w:b/>
+          <w:bCs/>
+          <w:sz w:val="24"/>
+          <w:szCs w:val="24"/>
+        </w:rPr>
+        <w:t xml:space="preserve">, I want </w:t>
+      </w:r>
+      <w:r>
+        <w:rPr>
+          <w:rFonts w:ascii="Times New Roman" w:hAnsi="Times New Roman" w:cs="Times New Roman"/>
+          <w:color w:val="7030A0"/>
+          <w:sz w:val="24"/>
+          <w:szCs w:val="24"/>
+        </w:rPr>
+        <w:t xml:space="preserve">to grade a submitted lab with points and a comment on the lab page</w:t>
+      </w:r>
+      <w:r>
+        <w:rPr>
+          <w:rFonts w:ascii="Times New Roman" w:hAnsi="Times New Roman" w:cs="Times New Roman"/>
+          <w:b/>
+          <w:bCs/>
+          <w:sz w:val="24"/>
+          <w:szCs w:val="24"/>
+        </w:rPr>
+        <w:t xml:space="preserve">, so that </w:t>
+      </w:r>
+      <w:r>
+        <w:rPr>
+          <w:rFonts w:ascii="Times New Roman" w:hAnsi="Times New Roman" w:cs="Times New Roman"/>
+          <w:color w:val="00B050"/>
+          <w:sz w:val="24"/>
+          <w:szCs w:val="24"/>
+        </w:rPr>
+        <w:t xml:space="preserve">the student sees the grade and the real progress in the course at once, and I do not keep a separate spreadsheet.</w:t>
+      </w:r>
+    </w:p>
+    <w:p>
+      <w:pPr>
+        <w:keepNext/>
+        <w:rPr>
+          <w:rFonts w:ascii="Times New Roman" w:hAnsi="Times New Roman" w:cs="Times New Roman"/>
+          <w:sz w:val="24"/>
+          <w:szCs w:val="24"/>
+        </w:rPr>
+      </w:pPr>
+      <w:r>
+        <w:rPr>
+          <w:rFonts w:ascii="Times New Roman" w:hAnsi="Times New Roman" w:cs="Times New Roman"/>
+          <w:b/>
+          <w:bCs/>
+          <w:sz w:val="24"/>
+          <w:szCs w:val="24"/>
+          <w:u w:val="single"/>
+        </w:rPr>
+        <w:t xml:space="preserve">Acceptance Criteria:</w:t>
+      </w:r>
+    </w:p>
+    <w:p>
+      <w:pPr>
+        <w:keepNext/>
+        <w:rPr>
+          <w:rFonts w:ascii="Times New Roman" w:hAnsi="Times New Roman" w:cs="Times New Roman"/>
+          <w:sz w:val="24"/>
+          <w:szCs w:val="24"/>
+        </w:rPr>
+      </w:pPr>
+      <w:r>
+        <w:rPr>
+          <w:rFonts w:ascii="Times New Roman" w:hAnsi="Times New Roman" w:cs="Times New Roman"/>
+          <w:sz w:val="24"/>
+          <w:szCs w:val="24"/>
+        </w:rPr>
+        <w:t xml:space="preserve">Acceptance Criteria #1 (BDD – Behavior Driven Scenario): </w:t>
+      </w:r>
+      <w:r>
+        <w:rPr>
+          <w:rFonts w:ascii="Times New Roman" w:hAnsi="Times New Roman" w:cs="Times New Roman"/>
+          <w:b/>
+          <w:bCs/>
+          <w:sz w:val="24"/>
+          <w:szCs w:val="24"/>
+        </w:rPr>
+        <w:t xml:space="preserve">List of submissions</w:t>
+      </w:r>
+    </w:p>
+    <w:p>
+      <w:pPr>
+        <w:keepNext/>
+        <w:spacing w:after="60"/>
+        <w:rPr>
+          <w:rFonts w:ascii="Times New Roman" w:hAnsi="Times New Roman" w:cs="Times New Roman"/>
+          <w:sz w:val="24"/>
+          <w:szCs w:val="24"/>
+        </w:rPr>
+      </w:pPr>
+      <w:r>
+        <w:rPr>
+          <w:rFonts w:ascii="Times New Roman" w:hAnsi="Times New Roman" w:cs="Times New Roman"/>
+          <w:b/>
+          <w:bCs/>
+          <w:sz w:val="24"/>
+          <w:szCs w:val="24"/>
+        </w:rPr>
+        <w:t xml:space="preserve">Given</w:t>
+      </w:r>
+      <w:r>
+        <w:rPr>
+          <w:rFonts w:ascii="Times New Roman" w:hAnsi="Times New Roman" w:cs="Times New Roman"/>
+          <w:sz w:val="24"/>
+          <w:szCs w:val="24"/>
+        </w:rPr>
+        <w:t xml:space="preserve"> Lecturer is signed in to the platform</w:t>
+      </w:r>
+    </w:p>
+    <w:p>
+      <w:pPr>
+        <w:keepNext/>
+        <w:spacing w:after="60"/>
+        <w:ind w:firstLine="720"/>
+        <w:rPr>
+          <w:rFonts w:ascii="Times New Roman" w:hAnsi="Times New Roman" w:cs="Times New Roman"/>
+          <w:sz w:val="24"/>
+          <w:szCs w:val="24"/>
+        </w:rPr>
+      </w:pPr>
+      <w:r>
+        <w:rPr>
+          <w:rFonts w:ascii="Times New Roman" w:hAnsi="Times New Roman" w:cs="Times New Roman"/>
+          <w:b/>
+          <w:bCs/>
+          <w:sz w:val="24"/>
+          <w:szCs w:val="24"/>
+        </w:rPr>
+        <w:t xml:space="preserve">And</w:t>
+      </w:r>
+      <w:r>
+        <w:rPr>
+          <w:rFonts w:ascii="Times New Roman" w:hAnsi="Times New Roman" w:cs="Times New Roman"/>
+          <w:sz w:val="24"/>
+          <w:szCs w:val="24"/>
+        </w:rPr>
+        <w:t xml:space="preserve"> Lecturer teaches the course “Applied Mathematics” in six groups</w:t>
+      </w:r>
+    </w:p>
+    <w:p>
+      <w:pPr>
+        <w:keepNext/>
+        <w:spacing w:after="60"/>
+        <w:rPr>
+          <w:rFonts w:ascii="Times New Roman" w:hAnsi="Times New Roman" w:cs="Times New Roman"/>
+          <w:sz w:val="24"/>
+          <w:szCs w:val="24"/>
+        </w:rPr>
+      </w:pPr>
+      <w:r>
+        <w:rPr>
+          <w:rFonts w:ascii="Times New Roman" w:hAnsi="Times New Roman" w:cs="Times New Roman"/>
+          <w:b/>
+          <w:bCs/>
+          <w:sz w:val="24"/>
+          <w:szCs w:val="24"/>
+        </w:rPr>
+        <w:t xml:space="preserve">When</w:t>
+      </w:r>
+      <w:r>
+        <w:rPr>
+          <w:rFonts w:ascii="Times New Roman" w:hAnsi="Times New Roman" w:cs="Times New Roman"/>
+          <w:sz w:val="24"/>
+          <w:szCs w:val="24"/>
+        </w:rPr>
+        <w:t xml:space="preserve"> Lecturer opens the Lab 3 page for the group “KN-11”</w:t>
+      </w:r>
+    </w:p>
+    <w:p>
+      <w:pPr>
+        <w:keepNext/>
+        <w:spacing w:after="60"/>
+        <w:rPr>
+          <w:rFonts w:ascii="Times New Roman" w:hAnsi="Times New Roman" w:cs="Times New Roman"/>
+          <w:sz w:val="24"/>
+          <w:szCs w:val="24"/>
+        </w:rPr>
+      </w:pPr>
+      <w:r>
+        <w:rPr>
+          <w:rFonts w:ascii="Times New Roman" w:hAnsi="Times New Roman" w:cs="Times New Roman"/>
+          <w:b/>
+          <w:bCs/>
+          <w:sz w:val="24"/>
+          <w:szCs w:val="24"/>
+        </w:rPr>
+        <w:t xml:space="preserve">Then</w:t>
+      </w:r>
+      <w:r>
+        <w:rPr>
+          <w:rFonts w:ascii="Times New Roman" w:hAnsi="Times New Roman" w:cs="Times New Roman"/>
+          <w:sz w:val="24"/>
+          <w:szCs w:val="24"/>
+        </w:rPr>
+        <w:t xml:space="preserve"> Lecturer sees all students of the group with the status “Submitted” or “Not submitted”</w:t>
+      </w:r>
+    </w:p>
+    <w:p>
+      <w:pPr>
+        <w:ind w:firstLine="720"/>
+        <w:rPr>
+          <w:rFonts w:ascii="Times New Roman" w:hAnsi="Times New Roman" w:cs="Times New Roman"/>
+          <w:sz w:val="24"/>
+          <w:szCs w:val="24"/>
+        </w:rPr>
+      </w:pPr>
+      <w:r>
+        <w:rPr>
+          <w:rFonts w:ascii="Times New Roman" w:hAnsi="Times New Roman" w:cs="Times New Roman"/>
+          <w:b/>
+          <w:bCs/>
+          <w:sz w:val="24"/>
+          <w:szCs w:val="24"/>
+        </w:rPr>
+        <w:t xml:space="preserve">And</w:t>
+      </w:r>
+      <w:r>
+        <w:rPr>
+          <w:rFonts w:ascii="Times New Roman" w:hAnsi="Times New Roman" w:cs="Times New Roman"/>
+          <w:sz w:val="24"/>
+          <w:szCs w:val="24"/>
+        </w:rPr>
+        <w:t xml:space="preserve"> each submitted report has the date and time of submission</w:t>
+      </w:r>
+    </w:p>
+    <w:p>
+      <w:pPr>
+        <w:keepNext/>
+        <w:rPr>
+          <w:rFonts w:ascii="Times New Roman" w:hAnsi="Times New Roman" w:cs="Times New Roman"/>
+          <w:sz w:val="24"/>
+          <w:szCs w:val="24"/>
+        </w:rPr>
+      </w:pPr>
+      <w:r>
+        <w:rPr>
+          <w:rFonts w:ascii="Times New Roman" w:hAnsi="Times New Roman" w:cs="Times New Roman"/>
+          <w:sz w:val="24"/>
+          <w:szCs w:val="24"/>
+        </w:rPr>
+        <w:t xml:space="preserve">Acceptance Criteria #2 (BDD – Behavior Driven Scenario): </w:t>
+      </w:r>
+      <w:r>
+        <w:rPr>
+          <w:rFonts w:ascii="Times New Roman" w:hAnsi="Times New Roman" w:cs="Times New Roman"/>
+          <w:b/>
+          <w:bCs/>
+          <w:sz w:val="24"/>
+          <w:szCs w:val="24"/>
+        </w:rPr>
+        <w:t xml:space="preserve">Grade a report</w:t>
+      </w:r>
+    </w:p>
+    <w:p>
+      <w:pPr>
+        <w:keepNext/>
+        <w:spacing w:after="60"/>
+        <w:rPr>
+          <w:rFonts w:ascii="Times New Roman" w:hAnsi="Times New Roman" w:cs="Times New Roman"/>
+          <w:sz w:val="24"/>
+          <w:szCs w:val="24"/>
+        </w:rPr>
+      </w:pPr>
+      <w:r>
+        <w:rPr>
+          <w:rFonts w:ascii="Times New Roman" w:hAnsi="Times New Roman" w:cs="Times New Roman"/>
+          <w:b/>
+          <w:bCs/>
+          <w:sz w:val="24"/>
+          <w:szCs w:val="24"/>
+        </w:rPr>
+        <w:t xml:space="preserve">Given</w:t>
+      </w:r>
+      <w:r>
+        <w:rPr>
+          <w:rFonts w:ascii="Times New Roman" w:hAnsi="Times New Roman" w:cs="Times New Roman"/>
+          <w:sz w:val="24"/>
+          <w:szCs w:val="24"/>
+        </w:rPr>
+        <w:t xml:space="preserve"> Student has submitted the Lab 3 report</w:t>
+      </w:r>
+    </w:p>
+    <w:p>
+      <w:pPr>
+        <w:keepNext/>
+        <w:spacing w:after="60"/>
+        <w:ind w:firstLine="720"/>
+        <w:rPr>
+          <w:rFonts w:ascii="Times New Roman" w:hAnsi="Times New Roman" w:cs="Times New Roman"/>
+          <w:sz w:val="24"/>
+          <w:szCs w:val="24"/>
+        </w:rPr>
+      </w:pPr>
+      <w:r>
+        <w:rPr>
+          <w:rFonts w:ascii="Times New Roman" w:hAnsi="Times New Roman" w:cs="Times New Roman"/>
+          <w:b/>
+          <w:bCs/>
+          <w:sz w:val="24"/>
+          <w:szCs w:val="24"/>
+        </w:rPr>
+        <w:t xml:space="preserve">And</w:t>
+      </w:r>
+      <w:r>
+        <w:rPr>
+          <w:rFonts w:ascii="Times New Roman" w:hAnsi="Times New Roman" w:cs="Times New Roman"/>
+          <w:sz w:val="24"/>
+          <w:szCs w:val="24"/>
+        </w:rPr>
+        <w:t xml:space="preserve"> Student has 38 of 100 points in the course</w:t>
+      </w:r>
+    </w:p>
+    <w:p>
+      <w:pPr>
+        <w:keepNext/>
+        <w:spacing w:after="60"/>
+        <w:ind w:firstLine="720"/>
+        <w:rPr>
+          <w:rFonts w:ascii="Times New Roman" w:hAnsi="Times New Roman" w:cs="Times New Roman"/>
+          <w:sz w:val="24"/>
+          <w:szCs w:val="24"/>
+        </w:rPr>
+      </w:pPr>
+      <w:r>
+        <w:rPr>
+          <w:rFonts w:ascii="Times New Roman" w:hAnsi="Times New Roman" w:cs="Times New Roman"/>
+          <w:b/>
+          <w:bCs/>
+          <w:sz w:val="24"/>
+          <w:szCs w:val="24"/>
+        </w:rPr>
+        <w:t xml:space="preserve">And</w:t>
+      </w:r>
+      <w:r>
+        <w:rPr>
+          <w:rFonts w:ascii="Times New Roman" w:hAnsi="Times New Roman" w:cs="Times New Roman"/>
+          <w:sz w:val="24"/>
+          <w:szCs w:val="24"/>
+        </w:rPr>
+        <w:t xml:space="preserve"> Lecturer has entered 8 in the “Points” field and written a comment</w:t>
+      </w:r>
+    </w:p>
+    <w:p>
+      <w:pPr>
+        <w:keepNext/>
+        <w:spacing w:after="60"/>
+        <w:rPr>
+          <w:rFonts w:ascii="Times New Roman" w:hAnsi="Times New Roman" w:cs="Times New Roman"/>
+          <w:sz w:val="24"/>
+          <w:szCs w:val="24"/>
+        </w:rPr>
+      </w:pPr>
+      <w:r>
+        <w:rPr>
+          <w:rFonts w:ascii="Times New Roman" w:hAnsi="Times New Roman" w:cs="Times New Roman"/>
+          <w:b/>
+          <w:bCs/>
+          <w:sz w:val="24"/>
+          <w:szCs w:val="24"/>
+        </w:rPr>
+        <w:t xml:space="preserve">When</w:t>
+      </w:r>
+      <w:r>
+        <w:rPr>
+          <w:rFonts w:ascii="Times New Roman" w:hAnsi="Times New Roman" w:cs="Times New Roman"/>
+          <w:sz w:val="24"/>
+          <w:szCs w:val="24"/>
+        </w:rPr>
+        <w:t xml:space="preserve"> Lecturer presses “Save grade”</w:t>
+      </w:r>
+    </w:p>
+    <w:p>
+      <w:pPr>
+        <w:keepNext/>
+        <w:spacing w:after="60"/>
+        <w:rPr>
+          <w:rFonts w:ascii="Times New Roman" w:hAnsi="Times New Roman" w:cs="Times New Roman"/>
+          <w:sz w:val="24"/>
+          <w:szCs w:val="24"/>
+        </w:rPr>
+      </w:pPr>
+      <w:r>
+        <w:rPr>
+          <w:rFonts w:ascii="Times New Roman" w:hAnsi="Times New Roman" w:cs="Times New Roman"/>
+          <w:b/>
+          <w:bCs/>
+          <w:sz w:val="24"/>
+          <w:szCs w:val="24"/>
+        </w:rPr>
+        <w:t xml:space="preserve">Then</w:t>
+      </w:r>
+      <w:r>
+        <w:rPr>
+          <w:rFonts w:ascii="Times New Roman" w:hAnsi="Times New Roman" w:cs="Times New Roman"/>
+          <w:sz w:val="24"/>
+          <w:szCs w:val="24"/>
+        </w:rPr>
+        <w:t xml:space="preserve"> Student sees “8 / 10” and the comment on the Lab 3 page</w:t>
+      </w:r>
+    </w:p>
+    <w:p>
+      <w:pPr>
+        <w:ind w:firstLine="720"/>
+        <w:rPr>
+          <w:rFonts w:ascii="Times New Roman" w:hAnsi="Times New Roman" w:cs="Times New Roman"/>
+          <w:sz w:val="24"/>
+          <w:szCs w:val="24"/>
+        </w:rPr>
+      </w:pPr>
+      <w:r>
+        <w:rPr>
+          <w:rFonts w:ascii="Times New Roman" w:hAnsi="Times New Roman" w:cs="Times New Roman"/>
+          <w:b/>
+          <w:bCs/>
+          <w:sz w:val="24"/>
+          <w:szCs w:val="24"/>
+        </w:rPr>
+        <w:t xml:space="preserve">And</w:t>
+      </w:r>
+      <w:r>
+        <w:rPr>
+          <w:rFonts w:ascii="Times New Roman" w:hAnsi="Times New Roman" w:cs="Times New Roman"/>
+          <w:sz w:val="24"/>
+          <w:szCs w:val="24"/>
+        </w:rPr>
+        <w:t xml:space="preserve"> the course progress on the Student’s Dashboard changes from 38/100 to 46/100</w:t>
+      </w:r>
+    </w:p>
+    <w:p>
+      <w:pPr>
+        <w:keepNext/>
+        <w:rPr>
+          <w:rFonts w:ascii="Times New Roman" w:hAnsi="Times New Roman" w:cs="Times New Roman"/>
+          <w:sz w:val="24"/>
+          <w:szCs w:val="24"/>
+        </w:rPr>
+      </w:pPr>
+      <w:r>
+        <w:rPr>
+          <w:rFonts w:ascii="Times New Roman" w:hAnsi="Times New Roman" w:cs="Times New Roman"/>
+          <w:sz w:val="24"/>
+          <w:szCs w:val="24"/>
+        </w:rPr>
+        <w:t xml:space="preserve">Acceptance Criteria #3 (BDD – Behavior Driven Scenario): </w:t>
+      </w:r>
+      <w:r>
+        <w:rPr>
+          <w:rFonts w:ascii="Times New Roman" w:hAnsi="Times New Roman" w:cs="Times New Roman"/>
+          <w:b/>
+          <w:bCs/>
+          <w:sz w:val="24"/>
+          <w:szCs w:val="24"/>
+        </w:rPr>
+        <w:t xml:space="preserve">Points above the maximum</w:t>
+      </w:r>
+    </w:p>
+    <w:p>
+      <w:pPr>
+        <w:keepNext/>
+        <w:spacing w:after="60"/>
+        <w:rPr>
+          <w:rFonts w:ascii="Times New Roman" w:hAnsi="Times New Roman" w:cs="Times New Roman"/>
+          <w:sz w:val="24"/>
+          <w:szCs w:val="24"/>
+        </w:rPr>
+      </w:pPr>
+      <w:r>
+        <w:rPr>
+          <w:rFonts w:ascii="Times New Roman" w:hAnsi="Times New Roman" w:cs="Times New Roman"/>
+          <w:b/>
+          <w:bCs/>
+          <w:sz w:val="24"/>
+          <w:szCs w:val="24"/>
+        </w:rPr>
+        <w:t xml:space="preserve">Given</w:t>
+      </w:r>
+      <w:r>
+        <w:rPr>
+          <w:rFonts w:ascii="Times New Roman" w:hAnsi="Times New Roman" w:cs="Times New Roman"/>
+          <w:sz w:val="24"/>
+          <w:szCs w:val="24"/>
+        </w:rPr>
+        <w:t xml:space="preserve"> Lecturer is grading the Lab 3 report</w:t>
+      </w:r>
+    </w:p>
+    <w:p>
+      <w:pPr>
+        <w:keepNext/>
+        <w:spacing w:after="60"/>
+        <w:ind w:firstLine="720"/>
+        <w:rPr>
+          <w:rFonts w:ascii="Times New Roman" w:hAnsi="Times New Roman" w:cs="Times New Roman"/>
+          <w:sz w:val="24"/>
+          <w:szCs w:val="24"/>
+        </w:rPr>
+      </w:pPr>
+      <w:r>
+        <w:rPr>
+          <w:rFonts w:ascii="Times New Roman" w:hAnsi="Times New Roman" w:cs="Times New Roman"/>
+          <w:b/>
+          <w:bCs/>
+          <w:sz w:val="24"/>
+          <w:szCs w:val="24"/>
+        </w:rPr>
+        <w:t xml:space="preserve">And</w:t>
+      </w:r>
+      <w:r>
+        <w:rPr>
+          <w:rFonts w:ascii="Times New Roman" w:hAnsi="Times New Roman" w:cs="Times New Roman"/>
+          <w:sz w:val="24"/>
+          <w:szCs w:val="24"/>
+        </w:rPr>
+        <w:t xml:space="preserve"> Lecturer has entered 12 in the “Points” field</w:t>
+      </w:r>
+    </w:p>
+    <w:p>
+      <w:pPr>
+        <w:keepNext/>
+        <w:spacing w:after="60"/>
+        <w:rPr>
+          <w:rFonts w:ascii="Times New Roman" w:hAnsi="Times New Roman" w:cs="Times New Roman"/>
+          <w:sz w:val="24"/>
+          <w:szCs w:val="24"/>
+        </w:rPr>
+      </w:pPr>
+      <w:r>
+        <w:rPr>
+          <w:rFonts w:ascii="Times New Roman" w:hAnsi="Times New Roman" w:cs="Times New Roman"/>
+          <w:b/>
+          <w:bCs/>
+          <w:sz w:val="24"/>
+          <w:szCs w:val="24"/>
+        </w:rPr>
+        <w:t xml:space="preserve">When</w:t>
+      </w:r>
+      <w:r>
+        <w:rPr>
+          <w:rFonts w:ascii="Times New Roman" w:hAnsi="Times New Roman" w:cs="Times New Roman"/>
+          <w:sz w:val="24"/>
+          <w:szCs w:val="24"/>
+        </w:rPr>
+        <w:t xml:space="preserve"> Lecturer presses “Save grade”</w:t>
+      </w:r>
+    </w:p>
+    <w:p>
+      <w:pPr>
+        <w:keepNext/>
+        <w:spacing w:after="60"/>
+        <w:rPr>
+          <w:rFonts w:ascii="Times New Roman" w:hAnsi="Times New Roman" w:cs="Times New Roman"/>
+          <w:sz w:val="24"/>
+          <w:szCs w:val="24"/>
+        </w:rPr>
+      </w:pPr>
+      <w:r>
+        <w:rPr>
+          <w:rFonts w:ascii="Times New Roman" w:hAnsi="Times New Roman" w:cs="Times New Roman"/>
+          <w:b/>
+          <w:bCs/>
+          <w:sz w:val="24"/>
+          <w:szCs w:val="24"/>
+        </w:rPr>
+        <w:t xml:space="preserve">Then</w:t>
+      </w:r>
+      <w:r>
+        <w:rPr>
+          <w:rFonts w:ascii="Times New Roman" w:hAnsi="Times New Roman" w:cs="Times New Roman"/>
+          <w:sz w:val="24"/>
+          <w:szCs w:val="24"/>
+        </w:rPr>
+        <w:t xml:space="preserve"> System does not save the grade</w:t>
+      </w:r>
+    </w:p>
+    <w:p>
+      <w:pPr>
+        <w:ind w:firstLine="720"/>
+        <w:rPr>
+          <w:rFonts w:ascii="Times New Roman" w:hAnsi="Times New Roman" w:cs="Times New Roman"/>
+          <w:sz w:val="24"/>
+          <w:szCs w:val="24"/>
+        </w:rPr>
+      </w:pPr>
+      <w:r>
+        <w:rPr>
+          <w:rFonts w:ascii="Times New Roman" w:hAnsi="Times New Roman" w:cs="Times New Roman"/>
+          <w:b/>
+          <w:bCs/>
+          <w:sz w:val="24"/>
+          <w:szCs w:val="24"/>
+        </w:rPr>
+        <w:t xml:space="preserve">And</w:t>
+      </w:r>
+      <w:r>
+        <w:rPr>
+          <w:rFonts w:ascii="Times New Roman" w:hAnsi="Times New Roman" w:cs="Times New Roman"/>
+          <w:sz w:val="24"/>
+          <w:szCs w:val="24"/>
+        </w:rPr>
+        <w:t xml:space="preserve"> System shows the message “Points cannot be more than 10”</w:t>
+      </w:r>
+    </w:p>
+    <w:p>
+      <w:pPr>
+        <w:rPr>
+          <w:rFonts w:ascii="Times New Roman" w:hAnsi="Times New Roman" w:cs="Times New Roman"/>
+          <w:sz w:val="24"/>
+          <w:szCs w:val="24"/>
+        </w:rPr>
+      </w:pPr>
+    </w:p>
+    <w:p>
+      <w:pPr>
+        <w:rPr>
+          <w:rFonts w:ascii="Times New Roman" w:hAnsi="Times New Roman" w:cs="Times New Roman"/>
+          <w:sz w:val="24"/>
+          <w:szCs w:val="24"/>
+        </w:rPr>
+      </w:pPr>
+    </w:p>
+    <w:p>
+      <w:pPr>
+        <w:keepNext/>
+        <w:rPr>
+          <w:rFonts w:ascii="Times New Roman" w:hAnsi="Times New Roman" w:cs="Times New Roman"/>
+          <w:sz w:val="24"/>
+          <w:szCs w:val="24"/>
+        </w:rPr>
+      </w:pPr>
+      <w:r>
+        <w:rPr>
+          <w:rFonts w:ascii="Times New Roman" w:hAnsi="Times New Roman" w:cs="Times New Roman"/>
+          <w:b/>
+          <w:bCs/>
+          <w:sz w:val="24"/>
+          <w:szCs w:val="24"/>
+          <w:u w:val="single"/>
+        </w:rPr>
+        <w:t xml:space="preserve">User Story #2</w:t>
+      </w:r>
+    </w:p>
+    <w:p>
+      <w:pPr>
+        <w:keepNext/>
+        <w:rPr>
+          <w:rFonts w:ascii="Times New Roman" w:hAnsi="Times New Roman" w:cs="Times New Roman"/>
+          <w:sz w:val="24"/>
+          <w:szCs w:val="24"/>
+        </w:rPr>
+      </w:pPr>
+      <w:r>
+        <w:rPr>
+          <w:rFonts w:ascii="Times New Roman" w:hAnsi="Times New Roman" w:cs="Times New Roman"/>
+          <w:b/>
+          <w:bCs/>
+          <w:sz w:val="24"/>
+          <w:szCs w:val="24"/>
+        </w:rPr>
+        <w:t xml:space="preserve">Title:</w:t>
+      </w:r>
+      <w:r>
+        <w:rPr>
+          <w:rFonts w:ascii="Times New Roman" w:hAnsi="Times New Roman" w:cs="Times New Roman"/>
+          <w:sz w:val="24"/>
+          <w:szCs w:val="24"/>
+        </w:rPr>
+        <w:t xml:space="preserve"> See all deadlines of the week on the Dashboard.</w:t>
+      </w:r>
+    </w:p>
+    <w:p>
+      <w:pPr>
+        <w:keepNext/>
+        <w:rPr>
+          <w:rFonts w:ascii="Times New Roman" w:hAnsi="Times New Roman" w:cs="Times New Roman"/>
+          <w:sz w:val="24"/>
+          <w:szCs w:val="24"/>
+        </w:rPr>
+      </w:pPr>
+      <w:r>
+        <w:rPr>
+          <w:rFonts w:ascii="Times New Roman" w:hAnsi="Times New Roman" w:cs="Times New Roman"/>
+          <w:b/>
+          <w:bCs/>
+          <w:sz w:val="24"/>
+          <w:szCs w:val="24"/>
+        </w:rPr>
+        <w:t xml:space="preserve">Value Statement:</w:t>
+      </w:r>
+    </w:p>
+    <w:p>
+      <w:pPr>
+        <w:rPr>
+          <w:rFonts w:ascii="Times New Roman" w:hAnsi="Times New Roman" w:cs="Times New Roman"/>
+          <w:sz w:val="24"/>
+          <w:szCs w:val="24"/>
+        </w:rPr>
+      </w:pPr>
+      <w:r>
+        <w:rPr>
+          <w:rFonts w:ascii="Times New Roman" w:hAnsi="Times New Roman" w:cs="Times New Roman"/>
+          <w:b/>
+          <w:bCs/>
+          <w:sz w:val="24"/>
+          <w:szCs w:val="24"/>
+        </w:rPr>
+        <w:t xml:space="preserve">As a </w:t>
+      </w:r>
+      <w:r>
+        <w:rPr>
+          <w:rFonts w:ascii="Times New Roman" w:hAnsi="Times New Roman" w:cs="Times New Roman"/>
+          <w:color w:val="2F5496" w:themeColor="accent1" w:themeShade="BF"/>
+          <w:sz w:val="24"/>
+          <w:szCs w:val="24"/>
+        </w:rPr>
         <w:t xml:space="preserve">student of the “VNS” platform</w:t>
       </w:r>
       <w:r>
@@ -167,7 +890,7 @@
           <w:sz w:val="24"/>
           <w:szCs w:val="24"/>
         </w:rPr>
-        <w:t xml:space="preserve">to submit my lab report on the page where the task, the deadline and the maximum points of the lab are shown</w:t>
+        <w:t xml:space="preserve">to see the deadlines of all my courses in one list on the Dashboard</w:t>
       </w:r>
       <w:r>
         <w:rPr>
@@ -186,7 +909,7 @@
           <w:sz w:val="24"/>
           <w:szCs w:val="24"/>
         </w:rPr>
-        <w:t xml:space="preserve">I do not miss the deadline and I know for sure that the lecturer has received my work.</w:t>
+        <w:t xml:space="preserve">I do not miss a deadline while I combine seven courses with a part-time job.</w:t>
       </w:r>
     </w:p>
     <w:p>
@@ -235,7 +958,7 @@
           <w:sz w:val="24"/>
           <w:szCs w:val="24"/>
         </w:rPr>
-        <w:t xml:space="preserve">Task, deadline and points on the lab page</w:t>
+        <w:t xml:space="preserve">All deadlines in one list</w:t>
       </w:r>
     </w:p>
     <w:p>
@@ -294,7 +1017,7 @@
           <w:sz w:val="24"/>
           <w:szCs w:val="24"/>
         </w:rPr>
-        <w:t xml:space="preserve"> Student is enrolled in the course “Algorithms”</w:t>
+        <w:t xml:space="preserve"> Student is enrolled in the courses “Algorithms”, “Databases” and “English”</w:t>
       </w:r>
     </w:p>
     <w:p>
@@ -323,7 +1046,7 @@
           <w:sz w:val="24"/>
           <w:szCs w:val="24"/>
         </w:rPr>
-        <w:t xml:space="preserve"> Student opens “Lab 3. Graphs: BFS and DFS” from the course page</w:t>
+        <w:t xml:space="preserve"> Student opens the Dashboard</w:t>
       </w:r>
     </w:p>
     <w:p>
@@ -352,7 +1075,7 @@
           <w:sz w:val="24"/>
           <w:szCs w:val="24"/>
         </w:rPr>
-        <w:t xml:space="preserve"> Student sees the task file “lab3_task.pdf”, the deadline “Wed, 23:59 (2 days left)” and “Max points 10”</w:t>
+        <w:t xml:space="preserve"> Student sees “Deadlines this week” with “Lab 3 - Algorithms, Wed, 23:59”, “Quiz 2 - Databases, Thu, 10:00” and “Essay - English, Fri, 18:00” sorted by date</w:t>
       </w:r>
     </w:p>
     <w:p>
@@ -380,7 +1103,7 @@
           <w:sz w:val="24"/>
           <w:szCs w:val="24"/>
         </w:rPr>
-        <w:t xml:space="preserve"> Student sees the “Drag your report here” area with the “Submit” button</w:t>
+        <w:t xml:space="preserve"> each deadline has an “Open” button that leads to its page</w:t>
       </w:r>
     </w:p>
     <w:p>
@@ -408,7 +1131,7 @@
           <w:sz w:val="24"/>
           <w:szCs w:val="24"/>
         </w:rPr>
-        <w:t xml:space="preserve">Submit a report</w:t>
+        <w:t xml:space="preserve">Status of a deadline</w:t>
       </w:r>
     </w:p>
     <w:p>
@@ -437,6 +1160,526 @@
           <w:sz w:val="24"/>
           <w:szCs w:val="24"/>
         </w:rPr>
+        <w:t xml:space="preserve"> Student has not submitted “Lab 3 - Algorithms”</w:t>
+      </w:r>
+    </w:p>
+    <w:p>
+      <w:pPr>
+        <w:keepNext/>
+        <w:spacing w:after="60"/>
+        <w:ind w:firstLine="720"/>
+        <w:rPr>
+          <w:rFonts w:ascii="Times New Roman" w:hAnsi="Times New Roman" w:cs="Times New Roman"/>
+          <w:sz w:val="24"/>
+          <w:szCs w:val="24"/>
+        </w:rPr>
+      </w:pPr>
+      <w:r>
+        <w:rPr>
+          <w:rFonts w:ascii="Times New Roman" w:hAnsi="Times New Roman" w:cs="Times New Roman"/>
+          <w:b/>
+          <w:bCs/>
+          <w:sz w:val="24"/>
+          <w:szCs w:val="24"/>
+        </w:rPr>
+        <w:t xml:space="preserve">And</w:t>
+      </w:r>
+      <w:r>
+        <w:rPr>
+          <w:rFonts w:ascii="Times New Roman" w:hAnsi="Times New Roman" w:cs="Times New Roman"/>
+          <w:sz w:val="24"/>
+          <w:szCs w:val="24"/>
+        </w:rPr>
+        <w:t xml:space="preserve"> the deadline of Lab 3 is in 2 days</w:t>
+      </w:r>
+    </w:p>
+    <w:p>
+      <w:pPr>
+        <w:keepNext/>
+        <w:spacing w:after="60"/>
+        <w:rPr>
+          <w:rFonts w:ascii="Times New Roman" w:hAnsi="Times New Roman" w:cs="Times New Roman"/>
+          <w:sz w:val="24"/>
+          <w:szCs w:val="24"/>
+        </w:rPr>
+      </w:pPr>
+      <w:r>
+        <w:rPr>
+          <w:rFonts w:ascii="Times New Roman" w:hAnsi="Times New Roman" w:cs="Times New Roman"/>
+          <w:b/>
+          <w:bCs/>
+          <w:sz w:val="24"/>
+          <w:szCs w:val="24"/>
+        </w:rPr>
+        <w:t xml:space="preserve">When</w:t>
+      </w:r>
+      <w:r>
+        <w:rPr>
+          <w:rFonts w:ascii="Times New Roman" w:hAnsi="Times New Roman" w:cs="Times New Roman"/>
+          <w:sz w:val="24"/>
+          <w:szCs w:val="24"/>
+        </w:rPr>
+        <w:t xml:space="preserve"> Student opens the Dashboard</w:t>
+      </w:r>
+    </w:p>
+    <w:p>
+      <w:pPr>
+        <w:keepNext/>
+        <w:spacing w:after="60"/>
+        <w:rPr>
+          <w:rFonts w:ascii="Times New Roman" w:hAnsi="Times New Roman" w:cs="Times New Roman"/>
+          <w:sz w:val="24"/>
+          <w:szCs w:val="24"/>
+        </w:rPr>
+      </w:pPr>
+      <w:r>
+        <w:rPr>
+          <w:rFonts w:ascii="Times New Roman" w:hAnsi="Times New Roman" w:cs="Times New Roman"/>
+          <w:b/>
+          <w:bCs/>
+          <w:sz w:val="24"/>
+          <w:szCs w:val="24"/>
+        </w:rPr>
+        <w:t xml:space="preserve">Then</w:t>
+      </w:r>
+      <w:r>
+        <w:rPr>
+          <w:rFonts w:ascii="Times New Roman" w:hAnsi="Times New Roman" w:cs="Times New Roman"/>
+          <w:sz w:val="24"/>
+          <w:szCs w:val="24"/>
+        </w:rPr>
+        <w:t xml:space="preserve"> “Lab 3 - Algorithms” is marked “Soon”</w:t>
+      </w:r>
+    </w:p>
+    <w:p>
+      <w:pPr>
+        <w:ind w:firstLine="720"/>
+        <w:rPr>
+          <w:rFonts w:ascii="Times New Roman" w:hAnsi="Times New Roman" w:cs="Times New Roman"/>
+          <w:sz w:val="24"/>
+          <w:szCs w:val="24"/>
+        </w:rPr>
+      </w:pPr>
+      <w:r>
+        <w:rPr>
+          <w:rFonts w:ascii="Times New Roman" w:hAnsi="Times New Roman" w:cs="Times New Roman"/>
+          <w:b/>
+          <w:bCs/>
+          <w:sz w:val="24"/>
+          <w:szCs w:val="24"/>
+        </w:rPr>
+        <w:t xml:space="preserve">And</w:t>
+      </w:r>
+      <w:r>
+        <w:rPr>
+          <w:rFonts w:ascii="Times New Roman" w:hAnsi="Times New Roman" w:cs="Times New Roman"/>
+          <w:sz w:val="24"/>
+          <w:szCs w:val="24"/>
+        </w:rPr>
+        <w:t xml:space="preserve"> a deadline that has passed without a submission is marked “Overdue”</w:t>
+      </w:r>
+    </w:p>
+    <w:p>
+      <w:pPr>
+        <w:keepNext/>
+        <w:rPr>
+          <w:rFonts w:ascii="Times New Roman" w:hAnsi="Times New Roman" w:cs="Times New Roman"/>
+          <w:sz w:val="24"/>
+          <w:szCs w:val="24"/>
+        </w:rPr>
+      </w:pPr>
+      <w:r>
+        <w:rPr>
+          <w:rFonts w:ascii="Times New Roman" w:hAnsi="Times New Roman" w:cs="Times New Roman"/>
+          <w:sz w:val="24"/>
+          <w:szCs w:val="24"/>
+        </w:rPr>
+        <w:t xml:space="preserve">Acceptance Criteria #3 (BDD – Behavior Driven Scenario): </w:t>
+      </w:r>
+      <w:r>
+        <w:rPr>
+          <w:rFonts w:ascii="Times New Roman" w:hAnsi="Times New Roman" w:cs="Times New Roman"/>
+          <w:b/>
+          <w:bCs/>
+          <w:sz w:val="24"/>
+          <w:szCs w:val="24"/>
+        </w:rPr>
+        <w:t xml:space="preserve">No deadlines this week</w:t>
+      </w:r>
+    </w:p>
+    <w:p>
+      <w:pPr>
+        <w:keepNext/>
+        <w:spacing w:after="60"/>
+        <w:rPr>
+          <w:rFonts w:ascii="Times New Roman" w:hAnsi="Times New Roman" w:cs="Times New Roman"/>
+          <w:sz w:val="24"/>
+          <w:szCs w:val="24"/>
+        </w:rPr>
+      </w:pPr>
+      <w:r>
+        <w:rPr>
+          <w:rFonts w:ascii="Times New Roman" w:hAnsi="Times New Roman" w:cs="Times New Roman"/>
+          <w:b/>
+          <w:bCs/>
+          <w:sz w:val="24"/>
+          <w:szCs w:val="24"/>
+        </w:rPr>
+        <w:t xml:space="preserve">Given</w:t>
+      </w:r>
+      <w:r>
+        <w:rPr>
+          <w:rFonts w:ascii="Times New Roman" w:hAnsi="Times New Roman" w:cs="Times New Roman"/>
+          <w:sz w:val="24"/>
+          <w:szCs w:val="24"/>
+        </w:rPr>
+        <w:t xml:space="preserve"> there are no deadlines this week</w:t>
+      </w:r>
+    </w:p>
+    <w:p>
+      <w:pPr>
+        <w:keepNext/>
+        <w:spacing w:after="60"/>
+        <w:rPr>
+          <w:rFonts w:ascii="Times New Roman" w:hAnsi="Times New Roman" w:cs="Times New Roman"/>
+          <w:sz w:val="24"/>
+          <w:szCs w:val="24"/>
+        </w:rPr>
+      </w:pPr>
+      <w:r>
+        <w:rPr>
+          <w:rFonts w:ascii="Times New Roman" w:hAnsi="Times New Roman" w:cs="Times New Roman"/>
+          <w:b/>
+          <w:bCs/>
+          <w:sz w:val="24"/>
+          <w:szCs w:val="24"/>
+        </w:rPr>
+        <w:t xml:space="preserve">When</w:t>
+      </w:r>
+      <w:r>
+        <w:rPr>
+          <w:rFonts w:ascii="Times New Roman" w:hAnsi="Times New Roman" w:cs="Times New Roman"/>
+          <w:sz w:val="24"/>
+          <w:szCs w:val="24"/>
+        </w:rPr>
+        <w:t xml:space="preserve"> Student opens the Dashboard</w:t>
+      </w:r>
+    </w:p>
+    <w:p>
+      <w:pPr>
+        <w:keepNext/>
+        <w:spacing w:after="60"/>
+        <w:rPr>
+          <w:rFonts w:ascii="Times New Roman" w:hAnsi="Times New Roman" w:cs="Times New Roman"/>
+          <w:sz w:val="24"/>
+          <w:szCs w:val="24"/>
+        </w:rPr>
+      </w:pPr>
+      <w:r>
+        <w:rPr>
+          <w:rFonts w:ascii="Times New Roman" w:hAnsi="Times New Roman" w:cs="Times New Roman"/>
+          <w:b/>
+          <w:bCs/>
+          <w:sz w:val="24"/>
+          <w:szCs w:val="24"/>
+        </w:rPr>
+        <w:t xml:space="preserve">Then</w:t>
+      </w:r>
+      <w:r>
+        <w:rPr>
+          <w:rFonts w:ascii="Times New Roman" w:hAnsi="Times New Roman" w:cs="Times New Roman"/>
+          <w:sz w:val="24"/>
+          <w:szCs w:val="24"/>
+        </w:rPr>
+        <w:t xml:space="preserve"> Student sees the message “No deadlines this week”</w:t>
+      </w:r>
+    </w:p>
+    <w:p>
+      <w:pPr>
+        <w:keepNext/>
+        <w:spacing w:after="60"/>
+        <w:ind w:firstLine="720"/>
+        <w:rPr>
+          <w:rFonts w:ascii="Times New Roman" w:hAnsi="Times New Roman" w:cs="Times New Roman"/>
+          <w:sz w:val="24"/>
+          <w:szCs w:val="24"/>
+        </w:rPr>
+      </w:pPr>
+      <w:r>
+        <w:rPr>
+          <w:rFonts w:ascii="Times New Roman" w:hAnsi="Times New Roman" w:cs="Times New Roman"/>
+          <w:b/>
+          <w:bCs/>
+          <w:sz w:val="24"/>
+          <w:szCs w:val="24"/>
+        </w:rPr>
+        <w:t xml:space="preserve">And</w:t>
+      </w:r>
+      <w:r>
+        <w:rPr>
+          <w:rFonts w:ascii="Times New Roman" w:hAnsi="Times New Roman" w:cs="Times New Roman"/>
+          <w:sz w:val="24"/>
+          <w:szCs w:val="24"/>
+        </w:rPr>
+        <w:t xml:space="preserve"> the list of deadlines is not shown</w:t>
+      </w:r>
+    </w:p>
+    <w:p>
+      <w:pPr>
+        <w:ind w:firstLine="720"/>
+        <w:rPr>
+          <w:rFonts w:ascii="Times New Roman" w:hAnsi="Times New Roman" w:cs="Times New Roman"/>
+          <w:sz w:val="24"/>
+          <w:szCs w:val="24"/>
+        </w:rPr>
+      </w:pPr>
+      <w:r>
+        <w:rPr>
+          <w:rFonts w:ascii="Times New Roman" w:hAnsi="Times New Roman" w:cs="Times New Roman"/>
+          <w:b/>
+          <w:bCs/>
+          <w:sz w:val="24"/>
+          <w:szCs w:val="24"/>
+        </w:rPr>
+        <w:t xml:space="preserve">And</w:t>
+      </w:r>
+      <w:r>
+        <w:rPr>
+          <w:rFonts w:ascii="Times New Roman" w:hAnsi="Times New Roman" w:cs="Times New Roman"/>
+          <w:sz w:val="24"/>
+          <w:szCs w:val="24"/>
+        </w:rPr>
+        <w:t xml:space="preserve"> the nearest upcoming deadline is shown below the message</w:t>
+      </w:r>
+    </w:p>
+    <w:p>
+      <w:pPr>
+        <w:rPr>
+          <w:rFonts w:ascii="Times New Roman" w:hAnsi="Times New Roman" w:cs="Times New Roman"/>
+          <w:sz w:val="24"/>
+          <w:szCs w:val="24"/>
+        </w:rPr>
+      </w:pPr>
+    </w:p>
+    <w:p>
+      <w:pPr>
+        <w:rPr>
+          <w:rFonts w:ascii="Times New Roman" w:hAnsi="Times New Roman" w:cs="Times New Roman"/>
+          <w:sz w:val="24"/>
+          <w:szCs w:val="24"/>
+        </w:rPr>
+      </w:pPr>
+    </w:p>
+    <w:p>
+      <w:pPr>
+        <w:keepNext/>
+        <w:rPr>
+          <w:rFonts w:ascii="Times New Roman" w:hAnsi="Times New Roman" w:cs="Times New Roman"/>
+          <w:sz w:val="24"/>
+          <w:szCs w:val="24"/>
+        </w:rPr>
+      </w:pPr>
+      <w:r>
+        <w:rPr>
+          <w:rFonts w:ascii="Times New Roman" w:hAnsi="Times New Roman" w:cs="Times New Roman"/>
+          <w:b/>
+          <w:bCs/>
+          <w:sz w:val="24"/>
+          <w:szCs w:val="24"/>
+          <w:u w:val="single"/>
+        </w:rPr>
+        <w:t xml:space="preserve">User Story #3</w:t>
+      </w:r>
+    </w:p>
+    <w:p>
+      <w:pPr>
+        <w:keepNext/>
+        <w:rPr>
+          <w:rFonts w:ascii="Times New Roman" w:hAnsi="Times New Roman" w:cs="Times New Roman"/>
+          <w:sz w:val="24"/>
+          <w:szCs w:val="24"/>
+        </w:rPr>
+      </w:pPr>
+      <w:r>
+        <w:rPr>
+          <w:rFonts w:ascii="Times New Roman" w:hAnsi="Times New Roman" w:cs="Times New Roman"/>
+          <w:b/>
+          <w:bCs/>
+          <w:sz w:val="24"/>
+          <w:szCs w:val="24"/>
+        </w:rPr>
+        <w:t xml:space="preserve">Title:</w:t>
+      </w:r>
+      <w:r>
+        <w:rPr>
+          <w:rFonts w:ascii="Times New Roman" w:hAnsi="Times New Roman" w:cs="Times New Roman"/>
+          <w:sz w:val="24"/>
+          <w:szCs w:val="24"/>
+        </w:rPr>
+        <w:t xml:space="preserve"> Ask the lecturer a question about a lab.</w:t>
+      </w:r>
+    </w:p>
+    <w:p>
+      <w:pPr>
+        <w:keepNext/>
+        <w:rPr>
+          <w:rFonts w:ascii="Times New Roman" w:hAnsi="Times New Roman" w:cs="Times New Roman"/>
+          <w:sz w:val="24"/>
+          <w:szCs w:val="24"/>
+        </w:rPr>
+      </w:pPr>
+      <w:r>
+        <w:rPr>
+          <w:rFonts w:ascii="Times New Roman" w:hAnsi="Times New Roman" w:cs="Times New Roman"/>
+          <w:b/>
+          <w:bCs/>
+          <w:sz w:val="24"/>
+          <w:szCs w:val="24"/>
+        </w:rPr>
+        <w:t xml:space="preserve">Value Statement:</w:t>
+      </w:r>
+    </w:p>
+    <w:p>
+      <w:pPr>
+        <w:rPr>
+          <w:rFonts w:ascii="Times New Roman" w:hAnsi="Times New Roman" w:cs="Times New Roman"/>
+          <w:sz w:val="24"/>
+          <w:szCs w:val="24"/>
+        </w:rPr>
+      </w:pPr>
+      <w:r>
+        <w:rPr>
+          <w:rFonts w:ascii="Times New Roman" w:hAnsi="Times New Roman" w:cs="Times New Roman"/>
+          <w:b/>
+          <w:bCs/>
+          <w:sz w:val="24"/>
+          <w:szCs w:val="24"/>
+        </w:rPr>
+        <w:t xml:space="preserve">As a </w:t>
+      </w:r>
+      <w:r>
+        <w:rPr>
+          <w:rFonts w:ascii="Times New Roman" w:hAnsi="Times New Roman" w:cs="Times New Roman"/>
+          <w:color w:val="2F5496" w:themeColor="accent1" w:themeShade="BF"/>
+          <w:sz w:val="24"/>
+          <w:szCs w:val="24"/>
+        </w:rPr>
+        <w:t xml:space="preserve">student of the “VNS” platform</w:t>
+      </w:r>
+      <w:r>
+        <w:rPr>
+          <w:rFonts w:ascii="Times New Roman" w:hAnsi="Times New Roman" w:cs="Times New Roman"/>
+          <w:b/>
+          <w:bCs/>
+          <w:sz w:val="24"/>
+          <w:szCs w:val="24"/>
+        </w:rPr>
+        <w:t xml:space="preserve">, I want </w:t>
+      </w:r>
+      <w:r>
+        <w:rPr>
+          <w:rFonts w:ascii="Times New Roman" w:hAnsi="Times New Roman" w:cs="Times New Roman"/>
+          <w:color w:val="7030A0"/>
+          <w:sz w:val="24"/>
+          <w:szCs w:val="24"/>
+        </w:rPr>
+        <w:t xml:space="preserve">to ask the lecturer a question right on the lab page</w:t>
+      </w:r>
+      <w:r>
+        <w:rPr>
+          <w:rFonts w:ascii="Times New Roman" w:hAnsi="Times New Roman" w:cs="Times New Roman"/>
+          <w:b/>
+          <w:bCs/>
+          <w:sz w:val="24"/>
+          <w:szCs w:val="24"/>
+        </w:rPr>
+        <w:t xml:space="preserve">, so that </w:t>
+      </w:r>
+      <w:r>
+        <w:rPr>
+          <w:rFonts w:ascii="Times New Roman" w:hAnsi="Times New Roman" w:cs="Times New Roman"/>
+          <w:color w:val="00B050"/>
+          <w:sz w:val="24"/>
+          <w:szCs w:val="24"/>
+        </w:rPr>
+        <w:t xml:space="preserve">I get the answer next to the task instead of searching for it in messenger chats.</w:t>
+      </w:r>
+    </w:p>
+    <w:p>
+      <w:pPr>
+        <w:keepNext/>
+        <w:rPr>
+          <w:rFonts w:ascii="Times New Roman" w:hAnsi="Times New Roman" w:cs="Times New Roman"/>
+          <w:sz w:val="24"/>
+          <w:szCs w:val="24"/>
+        </w:rPr>
+      </w:pPr>
+      <w:r>
+        <w:rPr>
+          <w:rFonts w:ascii="Times New Roman" w:hAnsi="Times New Roman" w:cs="Times New Roman"/>
+          <w:b/>
+          <w:bCs/>
+          <w:sz w:val="24"/>
+          <w:szCs w:val="24"/>
+          <w:u w:val="single"/>
+        </w:rPr>
+        <w:t xml:space="preserve">Acceptance Criteria:</w:t>
+      </w:r>
+    </w:p>
+    <w:p>
+      <w:pPr>
+        <w:keepNext/>
+        <w:rPr>
+          <w:rFonts w:ascii="Times New Roman" w:hAnsi="Times New Roman" w:cs="Times New Roman"/>
+          <w:sz w:val="24"/>
+          <w:szCs w:val="24"/>
+        </w:rPr>
+      </w:pPr>
+      <w:r>
+        <w:rPr>
+          <w:rFonts w:ascii="Times New Roman" w:hAnsi="Times New Roman" w:cs="Times New Roman"/>
+          <w:sz w:val="24"/>
+          <w:szCs w:val="24"/>
+        </w:rPr>
+        <w:t xml:space="preserve">Acceptance Criteria #1 (BDD – Behavior Driven Scenario): </w:t>
+      </w:r>
+      <w:r>
+        <w:rPr>
+          <w:rFonts w:ascii="Times New Roman" w:hAnsi="Times New Roman" w:cs="Times New Roman"/>
+          <w:b/>
+          <w:bCs/>
+          <w:sz w:val="24"/>
+          <w:szCs w:val="24"/>
+        </w:rPr>
+        <w:t xml:space="preserve">Send a question about the lab</w:t>
+      </w:r>
+    </w:p>
+    <w:p>
+      <w:pPr>
+        <w:keepNext/>
+        <w:spacing w:after="60"/>
+        <w:rPr>
+          <w:rFonts w:ascii="Times New Roman" w:hAnsi="Times New Roman" w:cs="Times New Roman"/>
+          <w:sz w:val="24"/>
+          <w:szCs w:val="24"/>
+        </w:rPr>
+      </w:pPr>
+      <w:r>
+        <w:rPr>
+          <w:rFonts w:ascii="Times New Roman" w:hAnsi="Times New Roman" w:cs="Times New Roman"/>
+          <w:b/>
+          <w:bCs/>
+          <w:sz w:val="24"/>
+          <w:szCs w:val="24"/>
+        </w:rPr>
+        <w:t xml:space="preserve">Given</w:t>
+      </w:r>
+      <w:r>
+        <w:rPr>
+          <w:rFonts w:ascii="Times New Roman" w:hAnsi="Times New Roman" w:cs="Times New Roman"/>
+          <w:sz w:val="24"/>
+          <w:szCs w:val="24"/>
+        </w:rPr>
         <w:t xml:space="preserve"> Student is on the Lab 3 page</w:t>
       </w:r>
     </w:p>
@@ -467,7 +1710,7 @@
           <w:sz w:val="24"/>
           <w:szCs w:val="24"/>
         </w:rPr>
-        <w:t xml:space="preserve"> Student has added the file “lab3_report.pdf” with the “Choose file” button</w:t>
+        <w:t xml:space="preserve"> Student has typed “Can we use an adjacency matrix instead of a list?” in the “Ask the lecturer...” field</w:t>
       </w:r>
     </w:p>
     <w:p>
@@ -496,7 +1739,7 @@
           <w:sz w:val="24"/>
           <w:szCs w:val="24"/>
         </w:rPr>
-        <w:t xml:space="preserve"> Student presses “Submit”</w:t>
+        <w:t xml:space="preserve"> Student presses “Send”</w:t>
       </w:r>
     </w:p>
     <w:p>
@@ -525,7 +1768,7 @@
           <w:sz w:val="24"/>
           <w:szCs w:val="24"/>
         </w:rPr>
-        <w:t xml:space="preserve"> System saves the report and shows the status “Submitted” with the date and time of submission</w:t>
+        <w:t xml:space="preserve"> the question appears in the “Questions about this lab” block with the Student’s name and the time</w:t>
       </w:r>
     </w:p>
     <w:p>
@@ -553,7 +1796,120 @@
           <w:sz w:val="24"/>
           <w:szCs w:val="24"/>
         </w:rPr>
-        <w:t xml:space="preserve"> Lab 3 is marked as “Submitted” in “Deadlines this week” on the Student’s Dashboard</w:t>
+        <w:t xml:space="preserve"> the lecturer of the course gets a notification about the new question</w:t>
+      </w:r>
+    </w:p>
+    <w:p>
+      <w:pPr>
+        <w:keepNext/>
+        <w:rPr>
+          <w:rFonts w:ascii="Times New Roman" w:hAnsi="Times New Roman" w:cs="Times New Roman"/>
+          <w:sz w:val="24"/>
+          <w:szCs w:val="24"/>
+        </w:rPr>
+      </w:pPr>
+      <w:r>
+        <w:rPr>
+          <w:rFonts w:ascii="Times New Roman" w:hAnsi="Times New Roman" w:cs="Times New Roman"/>
+          <w:sz w:val="24"/>
+          <w:szCs w:val="24"/>
+        </w:rPr>
+        <w:t xml:space="preserve">Acceptance Criteria #2 (BDD – Behavior Driven Scenario): </w:t>
+      </w:r>
+      <w:r>
+        <w:rPr>
+          <w:rFonts w:ascii="Times New Roman" w:hAnsi="Times New Roman" w:cs="Times New Roman"/>
+          <w:b/>
+          <w:bCs/>
+          <w:sz w:val="24"/>
+          <w:szCs w:val="24"/>
+        </w:rPr>
+        <w:t xml:space="preserve">The answer is visible to the whole group</w:t>
+      </w:r>
+    </w:p>
+    <w:p>
+      <w:pPr>
+        <w:keepNext/>
+        <w:spacing w:after="60"/>
+        <w:rPr>
+          <w:rFonts w:ascii="Times New Roman" w:hAnsi="Times New Roman" w:cs="Times New Roman"/>
+          <w:sz w:val="24"/>
+          <w:szCs w:val="24"/>
+        </w:rPr>
+      </w:pPr>
+      <w:r>
+        <w:rPr>
+          <w:rFonts w:ascii="Times New Roman" w:hAnsi="Times New Roman" w:cs="Times New Roman"/>
+          <w:b/>
+          <w:bCs/>
+          <w:sz w:val="24"/>
+          <w:szCs w:val="24"/>
+        </w:rPr>
+        <w:t xml:space="preserve">Given</w:t>
+      </w:r>
+      <w:r>
+        <w:rPr>
+          <w:rFonts w:ascii="Times New Roman" w:hAnsi="Times New Roman" w:cs="Times New Roman"/>
+          <w:sz w:val="24"/>
+          <w:szCs w:val="24"/>
+        </w:rPr>
+        <w:t xml:space="preserve"> the lecturer has answered a question in “Questions about this lab”</w:t>
+      </w:r>
+    </w:p>
+    <w:p>
+      <w:pPr>
+        <w:keepNext/>
+        <w:spacing w:after="60"/>
+        <w:rPr>
+          <w:rFonts w:ascii="Times New Roman" w:hAnsi="Times New Roman" w:cs="Times New Roman"/>
+          <w:sz w:val="24"/>
+          <w:szCs w:val="24"/>
+        </w:rPr>
+      </w:pPr>
+      <w:r>
+        <w:rPr>
+          <w:rFonts w:ascii="Times New Roman" w:hAnsi="Times New Roman" w:cs="Times New Roman"/>
+          <w:b/>
+          <w:bCs/>
+          <w:sz w:val="24"/>
+          <w:szCs w:val="24"/>
+        </w:rPr>
+        <w:t xml:space="preserve">When</w:t>
+      </w:r>
+      <w:r>
+        <w:rPr>
+          <w:rFonts w:ascii="Times New Roman" w:hAnsi="Times New Roman" w:cs="Times New Roman"/>
+          <w:sz w:val="24"/>
+          <w:szCs w:val="24"/>
+        </w:rPr>
+        <w:t xml:space="preserve"> another student of the group opens the Lab 3 page</w:t>
+      </w:r>
+    </w:p>
+    <w:p>
+      <w:pPr>
+        <w:rPr>
+          <w:rFonts w:ascii="Times New Roman" w:hAnsi="Times New Roman" w:cs="Times New Roman"/>
+          <w:sz w:val="24"/>
+          <w:szCs w:val="24"/>
+        </w:rPr>
+      </w:pPr>
+      <w:r>
+        <w:rPr>
+          <w:rFonts w:ascii="Times New Roman" w:hAnsi="Times New Roman" w:cs="Times New Roman"/>
+          <w:b/>
+          <w:bCs/>
+          <w:sz w:val="24"/>
+          <w:szCs w:val="24"/>
+        </w:rPr>
+        <w:t xml:space="preserve">Then</w:t>
+      </w:r>
+      <w:r>
+        <w:rPr>
+          <w:rFonts w:ascii="Times New Roman" w:hAnsi="Times New Roman" w:cs="Times New Roman"/>
+          <w:sz w:val="24"/>
+          <w:szCs w:val="24"/>
+        </w:rPr>
+        <w:t xml:space="preserve"> the student sees the question and the lecturer’s answer under it</w:t>
       </w:r>
     </w:p>
     <w:p>
@@ -581,7 +1937,7 @@
           <w:sz w:val="24"/>
           <w:szCs w:val="24"/>
         </w:rPr>
-        <w:t xml:space="preserve">File in a wrong format</w:t>
+        <w:t xml:space="preserve">Questions after the lab is closed</w:t>
       </w:r>
     </w:p>
     <w:p>
@@ -610,7 +1966,7 @@
           <w:sz w:val="24"/>
           <w:szCs w:val="24"/>
         </w:rPr>
-        <w:t xml:space="preserve"> Student is on the Lab 3 page</w:t>
+        <w:t xml:space="preserve"> 14 days have passed since the deadline of Lab 3</w:t>
       </w:r>
     </w:p>
     <w:p>
@@ -639,7 +1995,7 @@
           <w:sz w:val="24"/>
           <w:szCs w:val="24"/>
         </w:rPr>
-        <w:t xml:space="preserve"> Student adds the file “lab3_report.zip”</w:t>
+        <w:t xml:space="preserve"> Student opens the Lab 3 page</w:t>
       </w:r>
     </w:p>
     <w:p>
@@ -668,13 +2024,11 @@
           <w:sz w:val="24"/>
           <w:szCs w:val="24"/>
         </w:rPr>
-        <w:t xml:space="preserve"> System does not upload the file</w:t>
-      </w:r>
-    </w:p>
-    <w:p>
-      <w:pPr>
-        <w:keepNext/>
-        <w:spacing w:after="60"/>
+        <w:t xml:space="preserve"> Student sees all earlier questions and answers</w:t>
+      </w:r>
+    </w:p>
+    <w:p>
+      <w:pPr>
         <w:ind w:firstLine="720"/>
         <w:rPr>
           <w:rFonts w:ascii="Times New Roman" w:hAnsi="Times New Roman" w:cs="Times New Roman"/>
@@ -698,1361 +2052,7 @@
           <w:sz w:val="24"/>
           <w:szCs w:val="24"/>
         </w:rPr>
-        <w:t xml:space="preserve"> System shows the message “Upload a PDF or DOCX file up to 20 MB”</w:t>
-      </w:r>
-    </w:p>
-    <w:p>
-      <w:pPr>
-        <w:ind w:firstLine="720"/>
-        <w:rPr>
-          <w:rFonts w:ascii="Times New Roman" w:hAnsi="Times New Roman" w:cs="Times New Roman"/>
-          <w:sz w:val="24"/>
-          <w:szCs w:val="24"/>
-        </w:rPr>
-      </w:pPr>
-      <w:r>
-        <w:rPr>
-          <w:rFonts w:ascii="Times New Roman" w:hAnsi="Times New Roman" w:cs="Times New Roman"/>
-          <w:b/>
-          <w:bCs/>
-          <w:sz w:val="24"/>
-          <w:szCs w:val="24"/>
-        </w:rPr>
-        <w:t xml:space="preserve">And</w:t>
-      </w:r>
-      <w:r>
-        <w:rPr>
-          <w:rFonts w:ascii="Times New Roman" w:hAnsi="Times New Roman" w:cs="Times New Roman"/>
-          <w:sz w:val="24"/>
-          <w:szCs w:val="24"/>
-        </w:rPr>
-        <w:t xml:space="preserve"> the “Submit” button stays inactive</w:t>
-      </w:r>
-    </w:p>
-    <w:p>
-      <w:pPr>
-        <w:rPr>
-          <w:rFonts w:ascii="Times New Roman" w:hAnsi="Times New Roman" w:cs="Times New Roman"/>
-          <w:sz w:val="24"/>
-          <w:szCs w:val="24"/>
-        </w:rPr>
-      </w:pPr>
-    </w:p>
-    <w:p>
-      <w:pPr>
-        <w:rPr>
-          <w:rFonts w:ascii="Times New Roman" w:hAnsi="Times New Roman" w:cs="Times New Roman"/>
-          <w:sz w:val="24"/>
-          <w:szCs w:val="24"/>
-        </w:rPr>
-      </w:pPr>
-    </w:p>
-    <w:p>
-      <w:pPr>
-        <w:keepNext/>
-        <w:rPr>
-          <w:rFonts w:ascii="Times New Roman" w:hAnsi="Times New Roman" w:cs="Times New Roman"/>
-          <w:sz w:val="24"/>
-          <w:szCs w:val="24"/>
-        </w:rPr>
-      </w:pPr>
-      <w:r>
-        <w:rPr>
-          <w:rFonts w:ascii="Times New Roman" w:hAnsi="Times New Roman" w:cs="Times New Roman"/>
-          <w:b/>
-          <w:bCs/>
-          <w:sz w:val="24"/>
-          <w:szCs w:val="24"/>
-          <w:u w:val="single"/>
-        </w:rPr>
-        <w:t xml:space="preserve">User Story #2</w:t>
-      </w:r>
-    </w:p>
-    <w:p>
-      <w:pPr>
-        <w:keepNext/>
-        <w:rPr>
-          <w:rFonts w:ascii="Times New Roman" w:hAnsi="Times New Roman" w:cs="Times New Roman"/>
-          <w:sz w:val="24"/>
-          <w:szCs w:val="24"/>
-        </w:rPr>
-      </w:pPr>
-      <w:r>
-        <w:rPr>
-          <w:rFonts w:ascii="Times New Roman" w:hAnsi="Times New Roman" w:cs="Times New Roman"/>
-          <w:b/>
-          <w:bCs/>
-          <w:sz w:val="24"/>
-          <w:szCs w:val="24"/>
-        </w:rPr>
-        <w:t xml:space="preserve">Title:</w:t>
-      </w:r>
-      <w:r>
-        <w:rPr>
-          <w:rFonts w:ascii="Times New Roman" w:hAnsi="Times New Roman" w:cs="Times New Roman"/>
-          <w:sz w:val="24"/>
-          <w:szCs w:val="24"/>
-        </w:rPr>
-        <w:t xml:space="preserve"> Ask the lecturer a question about a lab.</w:t>
-      </w:r>
-    </w:p>
-    <w:p>
-      <w:pPr>
-        <w:keepNext/>
-        <w:rPr>
-          <w:rFonts w:ascii="Times New Roman" w:hAnsi="Times New Roman" w:cs="Times New Roman"/>
-          <w:sz w:val="24"/>
-          <w:szCs w:val="24"/>
-        </w:rPr>
-      </w:pPr>
-      <w:r>
-        <w:rPr>
-          <w:rFonts w:ascii="Times New Roman" w:hAnsi="Times New Roman" w:cs="Times New Roman"/>
-          <w:b/>
-          <w:bCs/>
-          <w:sz w:val="24"/>
-          <w:szCs w:val="24"/>
-        </w:rPr>
-        <w:t xml:space="preserve">Value Statement:</w:t>
-      </w:r>
-    </w:p>
-    <w:p>
-      <w:pPr>
-        <w:rPr>
-          <w:rFonts w:ascii="Times New Roman" w:hAnsi="Times New Roman" w:cs="Times New Roman"/>
-          <w:sz w:val="24"/>
-          <w:szCs w:val="24"/>
-        </w:rPr>
-      </w:pPr>
-      <w:r>
-        <w:rPr>
-          <w:rFonts w:ascii="Times New Roman" w:hAnsi="Times New Roman" w:cs="Times New Roman"/>
-          <w:b/>
-          <w:bCs/>
-          <w:sz w:val="24"/>
-          <w:szCs w:val="24"/>
-        </w:rPr>
-        <w:t xml:space="preserve">As a </w:t>
-      </w:r>
-      <w:r>
-        <w:rPr>
-          <w:rFonts w:ascii="Times New Roman" w:hAnsi="Times New Roman" w:cs="Times New Roman"/>
-          <w:color w:val="2F5496" w:themeColor="accent1" w:themeShade="BF"/>
-          <w:sz w:val="24"/>
-          <w:szCs w:val="24"/>
-        </w:rPr>
-        <w:t xml:space="preserve">student of the “VNS” platform</w:t>
-      </w:r>
-      <w:r>
-        <w:rPr>
-          <w:rFonts w:ascii="Times New Roman" w:hAnsi="Times New Roman" w:cs="Times New Roman"/>
-          <w:b/>
-          <w:bCs/>
-          <w:sz w:val="24"/>
-          <w:szCs w:val="24"/>
-        </w:rPr>
-        <w:t xml:space="preserve">, I want </w:t>
-      </w:r>
-      <w:r>
-        <w:rPr>
-          <w:rFonts w:ascii="Times New Roman" w:hAnsi="Times New Roman" w:cs="Times New Roman"/>
-          <w:color w:val="7030A0"/>
-          <w:sz w:val="24"/>
-          <w:szCs w:val="24"/>
-        </w:rPr>
-        <w:t xml:space="preserve">to ask the lecturer a question right on the lab page</w:t>
-      </w:r>
-      <w:r>
-        <w:rPr>
-          <w:rFonts w:ascii="Times New Roman" w:hAnsi="Times New Roman" w:cs="Times New Roman"/>
-          <w:b/>
-          <w:bCs/>
-          <w:sz w:val="24"/>
-          <w:szCs w:val="24"/>
-        </w:rPr>
-        <w:t xml:space="preserve">, so that </w:t>
-      </w:r>
-      <w:r>
-        <w:rPr>
-          <w:rFonts w:ascii="Times New Roman" w:hAnsi="Times New Roman" w:cs="Times New Roman"/>
-          <w:color w:val="00B050"/>
-          <w:sz w:val="24"/>
-          <w:szCs w:val="24"/>
-        </w:rPr>
-        <w:t xml:space="preserve">I get the answer next to the task instead of searching for it in messenger chats.</w:t>
-      </w:r>
-    </w:p>
-    <w:p>
-      <w:pPr>
-        <w:keepNext/>
-        <w:rPr>
-          <w:rFonts w:ascii="Times New Roman" w:hAnsi="Times New Roman" w:cs="Times New Roman"/>
-          <w:sz w:val="24"/>
-          <w:szCs w:val="24"/>
-        </w:rPr>
-      </w:pPr>
-      <w:r>
-        <w:rPr>
-          <w:rFonts w:ascii="Times New Roman" w:hAnsi="Times New Roman" w:cs="Times New Roman"/>
-          <w:b/>
-          <w:bCs/>
-          <w:sz w:val="24"/>
-          <w:szCs w:val="24"/>
-          <w:u w:val="single"/>
-        </w:rPr>
-        <w:t xml:space="preserve">Acceptance Criteria:</w:t>
-      </w:r>
-    </w:p>
-    <w:p>
-      <w:pPr>
-        <w:keepNext/>
-        <w:rPr>
-          <w:rFonts w:ascii="Times New Roman" w:hAnsi="Times New Roman" w:cs="Times New Roman"/>
-          <w:sz w:val="24"/>
-          <w:szCs w:val="24"/>
-        </w:rPr>
-      </w:pPr>
-      <w:r>
-        <w:rPr>
-          <w:rFonts w:ascii="Times New Roman" w:hAnsi="Times New Roman" w:cs="Times New Roman"/>
-          <w:sz w:val="24"/>
-          <w:szCs w:val="24"/>
-        </w:rPr>
-        <w:t xml:space="preserve">Acceptance Criteria #1 (BDD – Behavior Driven Scenario): </w:t>
-      </w:r>
-      <w:r>
-        <w:rPr>
-          <w:rFonts w:ascii="Times New Roman" w:hAnsi="Times New Roman" w:cs="Times New Roman"/>
-          <w:b/>
-          <w:bCs/>
-          <w:sz w:val="24"/>
-          <w:szCs w:val="24"/>
-        </w:rPr>
-        <w:t xml:space="preserve">Send a question about the lab</w:t>
-      </w:r>
-    </w:p>
-    <w:p>
-      <w:pPr>
-        <w:keepNext/>
-        <w:spacing w:after="60"/>
-        <w:rPr>
-          <w:rFonts w:ascii="Times New Roman" w:hAnsi="Times New Roman" w:cs="Times New Roman"/>
-          <w:sz w:val="24"/>
-          <w:szCs w:val="24"/>
-        </w:rPr>
-      </w:pPr>
-      <w:r>
-        <w:rPr>
-          <w:rFonts w:ascii="Times New Roman" w:hAnsi="Times New Roman" w:cs="Times New Roman"/>
-          <w:b/>
-          <w:bCs/>
-          <w:sz w:val="24"/>
-          <w:szCs w:val="24"/>
-        </w:rPr>
-        <w:t xml:space="preserve">Given</w:t>
-      </w:r>
-      <w:r>
-        <w:rPr>
-          <w:rFonts w:ascii="Times New Roman" w:hAnsi="Times New Roman" w:cs="Times New Roman"/>
-          <w:sz w:val="24"/>
-          <w:szCs w:val="24"/>
-        </w:rPr>
-        <w:t xml:space="preserve"> Student is on the Lab 3 page</w:t>
-      </w:r>
-    </w:p>
-    <w:p>
-      <w:pPr>
-        <w:keepNext/>
-        <w:spacing w:after="60"/>
-        <w:ind w:firstLine="720"/>
-        <w:rPr>
-          <w:rFonts w:ascii="Times New Roman" w:hAnsi="Times New Roman" w:cs="Times New Roman"/>
-          <w:sz w:val="24"/>
-          <w:szCs w:val="24"/>
-        </w:rPr>
-      </w:pPr>
-      <w:r>
-        <w:rPr>
-          <w:rFonts w:ascii="Times New Roman" w:hAnsi="Times New Roman" w:cs="Times New Roman"/>
-          <w:b/>
-          <w:bCs/>
-          <w:sz w:val="24"/>
-          <w:szCs w:val="24"/>
-        </w:rPr>
-        <w:t xml:space="preserve">And</w:t>
-      </w:r>
-      <w:r>
-        <w:rPr>
-          <w:rFonts w:ascii="Times New Roman" w:hAnsi="Times New Roman" w:cs="Times New Roman"/>
-          <w:sz w:val="24"/>
-          <w:szCs w:val="24"/>
-        </w:rPr>
-        <w:t xml:space="preserve"> Student has typed “Can we use an adjacency matrix instead of a list?” in the “Ask the lecturer...” field</w:t>
-      </w:r>
-    </w:p>
-    <w:p>
-      <w:pPr>
-        <w:keepNext/>
-        <w:spacing w:after="60"/>
-        <w:rPr>
-          <w:rFonts w:ascii="Times New Roman" w:hAnsi="Times New Roman" w:cs="Times New Roman"/>
-          <w:sz w:val="24"/>
-          <w:szCs w:val="24"/>
-        </w:rPr>
-      </w:pPr>
-      <w:r>
-        <w:rPr>
-          <w:rFonts w:ascii="Times New Roman" w:hAnsi="Times New Roman" w:cs="Times New Roman"/>
-          <w:b/>
-          <w:bCs/>
-          <w:sz w:val="24"/>
-          <w:szCs w:val="24"/>
-        </w:rPr>
-        <w:t xml:space="preserve">When</w:t>
-      </w:r>
-      <w:r>
-        <w:rPr>
-          <w:rFonts w:ascii="Times New Roman" w:hAnsi="Times New Roman" w:cs="Times New Roman"/>
-          <w:sz w:val="24"/>
-          <w:szCs w:val="24"/>
-        </w:rPr>
-        <w:t xml:space="preserve"> Student presses “Send”</w:t>
-      </w:r>
-    </w:p>
-    <w:p>
-      <w:pPr>
-        <w:keepNext/>
-        <w:spacing w:after="60"/>
-        <w:rPr>
-          <w:rFonts w:ascii="Times New Roman" w:hAnsi="Times New Roman" w:cs="Times New Roman"/>
-          <w:sz w:val="24"/>
-          <w:szCs w:val="24"/>
-        </w:rPr>
-      </w:pPr>
-      <w:r>
-        <w:rPr>
-          <w:rFonts w:ascii="Times New Roman" w:hAnsi="Times New Roman" w:cs="Times New Roman"/>
-          <w:b/>
-          <w:bCs/>
-          <w:sz w:val="24"/>
-          <w:szCs w:val="24"/>
-        </w:rPr>
-        <w:t xml:space="preserve">Then</w:t>
-      </w:r>
-      <w:r>
-        <w:rPr>
-          <w:rFonts w:ascii="Times New Roman" w:hAnsi="Times New Roman" w:cs="Times New Roman"/>
-          <w:sz w:val="24"/>
-          <w:szCs w:val="24"/>
-        </w:rPr>
-        <w:t xml:space="preserve"> the question appears in the “Questions about this lab” block with the Student’s name and the time</w:t>
-      </w:r>
-    </w:p>
-    <w:p>
-      <w:pPr>
-        <w:ind w:firstLine="720"/>
-        <w:rPr>
-          <w:rFonts w:ascii="Times New Roman" w:hAnsi="Times New Roman" w:cs="Times New Roman"/>
-          <w:sz w:val="24"/>
-          <w:szCs w:val="24"/>
-        </w:rPr>
-      </w:pPr>
-      <w:r>
-        <w:rPr>
-          <w:rFonts w:ascii="Times New Roman" w:hAnsi="Times New Roman" w:cs="Times New Roman"/>
-          <w:b/>
-          <w:bCs/>
-          <w:sz w:val="24"/>
-          <w:szCs w:val="24"/>
-        </w:rPr>
-        <w:t xml:space="preserve">And</w:t>
-      </w:r>
-      <w:r>
-        <w:rPr>
-          <w:rFonts w:ascii="Times New Roman" w:hAnsi="Times New Roman" w:cs="Times New Roman"/>
-          <w:sz w:val="24"/>
-          <w:szCs w:val="24"/>
-        </w:rPr>
-        <w:t xml:space="preserve"> the lecturer of the course gets a notification about the new question</w:t>
-      </w:r>
-    </w:p>
-    <w:p>
-      <w:pPr>
-        <w:keepNext/>
-        <w:rPr>
-          <w:rFonts w:ascii="Times New Roman" w:hAnsi="Times New Roman" w:cs="Times New Roman"/>
-          <w:sz w:val="24"/>
-          <w:szCs w:val="24"/>
-        </w:rPr>
-      </w:pPr>
-      <w:r>
-        <w:rPr>
-          <w:rFonts w:ascii="Times New Roman" w:hAnsi="Times New Roman" w:cs="Times New Roman"/>
-          <w:sz w:val="24"/>
-          <w:szCs w:val="24"/>
-        </w:rPr>
-        <w:t xml:space="preserve">Acceptance Criteria #2 (BDD – Behavior Driven Scenario): </w:t>
-      </w:r>
-      <w:r>
-        <w:rPr>
-          <w:rFonts w:ascii="Times New Roman" w:hAnsi="Times New Roman" w:cs="Times New Roman"/>
-          <w:b/>
-          <w:bCs/>
-          <w:sz w:val="24"/>
-          <w:szCs w:val="24"/>
-        </w:rPr>
-        <w:t xml:space="preserve">The answer is visible to the whole group</w:t>
-      </w:r>
-    </w:p>
-    <w:p>
-      <w:pPr>
-        <w:keepNext/>
-        <w:spacing w:after="60"/>
-        <w:rPr>
-          <w:rFonts w:ascii="Times New Roman" w:hAnsi="Times New Roman" w:cs="Times New Roman"/>
-          <w:sz w:val="24"/>
-          <w:szCs w:val="24"/>
-        </w:rPr>
-      </w:pPr>
-      <w:r>
-        <w:rPr>
-          <w:rFonts w:ascii="Times New Roman" w:hAnsi="Times New Roman" w:cs="Times New Roman"/>
-          <w:b/>
-          <w:bCs/>
-          <w:sz w:val="24"/>
-          <w:szCs w:val="24"/>
-        </w:rPr>
-        <w:t xml:space="preserve">Given</w:t>
-      </w:r>
-      <w:r>
-        <w:rPr>
-          <w:rFonts w:ascii="Times New Roman" w:hAnsi="Times New Roman" w:cs="Times New Roman"/>
-          <w:sz w:val="24"/>
-          <w:szCs w:val="24"/>
-        </w:rPr>
-        <w:t xml:space="preserve"> the lecturer has answered a question in “Questions about this lab”</w:t>
-      </w:r>
-    </w:p>
-    <w:p>
-      <w:pPr>
-        <w:keepNext/>
-        <w:spacing w:after="60"/>
-        <w:rPr>
-          <w:rFonts w:ascii="Times New Roman" w:hAnsi="Times New Roman" w:cs="Times New Roman"/>
-          <w:sz w:val="24"/>
-          <w:szCs w:val="24"/>
-        </w:rPr>
-      </w:pPr>
-      <w:r>
-        <w:rPr>
-          <w:rFonts w:ascii="Times New Roman" w:hAnsi="Times New Roman" w:cs="Times New Roman"/>
-          <w:b/>
-          <w:bCs/>
-          <w:sz w:val="24"/>
-          <w:szCs w:val="24"/>
-        </w:rPr>
-        <w:t xml:space="preserve">When</w:t>
-      </w:r>
-      <w:r>
-        <w:rPr>
-          <w:rFonts w:ascii="Times New Roman" w:hAnsi="Times New Roman" w:cs="Times New Roman"/>
-          <w:sz w:val="24"/>
-          <w:szCs w:val="24"/>
-        </w:rPr>
-        <w:t xml:space="preserve"> another student of the group opens the Lab 3 page</w:t>
-      </w:r>
-    </w:p>
-    <w:p>
-      <w:pPr>
-        <w:rPr>
-          <w:rFonts w:ascii="Times New Roman" w:hAnsi="Times New Roman" w:cs="Times New Roman"/>
-          <w:sz w:val="24"/>
-          <w:szCs w:val="24"/>
-        </w:rPr>
-      </w:pPr>
-      <w:r>
-        <w:rPr>
-          <w:rFonts w:ascii="Times New Roman" w:hAnsi="Times New Roman" w:cs="Times New Roman"/>
-          <w:b/>
-          <w:bCs/>
-          <w:sz w:val="24"/>
-          <w:szCs w:val="24"/>
-        </w:rPr>
-        <w:t xml:space="preserve">Then</w:t>
-      </w:r>
-      <w:r>
-        <w:rPr>
-          <w:rFonts w:ascii="Times New Roman" w:hAnsi="Times New Roman" w:cs="Times New Roman"/>
-          <w:sz w:val="24"/>
-          <w:szCs w:val="24"/>
-        </w:rPr>
-        <w:t xml:space="preserve"> the student sees the question and the lecturer’s answer under it</w:t>
-      </w:r>
-    </w:p>
-    <w:p>
-      <w:pPr>
-        <w:keepNext/>
-        <w:rPr>
-          <w:rFonts w:ascii="Times New Roman" w:hAnsi="Times New Roman" w:cs="Times New Roman"/>
-          <w:sz w:val="24"/>
-          <w:szCs w:val="24"/>
-        </w:rPr>
-      </w:pPr>
-      <w:r>
-        <w:rPr>
-          <w:rFonts w:ascii="Times New Roman" w:hAnsi="Times New Roman" w:cs="Times New Roman"/>
-          <w:sz w:val="24"/>
-          <w:szCs w:val="24"/>
-        </w:rPr>
-        <w:t xml:space="preserve">Acceptance Criteria #3 (BDD – Behavior Driven Scenario): </w:t>
-      </w:r>
-      <w:r>
-        <w:rPr>
-          <w:rFonts w:ascii="Times New Roman" w:hAnsi="Times New Roman" w:cs="Times New Roman"/>
-          <w:b/>
-          <w:bCs/>
-          <w:sz w:val="24"/>
-          <w:szCs w:val="24"/>
-        </w:rPr>
-        <w:t xml:space="preserve">Questions after the lab is closed</w:t>
-      </w:r>
-    </w:p>
-    <w:p>
-      <w:pPr>
-        <w:keepNext/>
-        <w:spacing w:after="60"/>
-        <w:rPr>
-          <w:rFonts w:ascii="Times New Roman" w:hAnsi="Times New Roman" w:cs="Times New Roman"/>
-          <w:sz w:val="24"/>
-          <w:szCs w:val="24"/>
-        </w:rPr>
-      </w:pPr>
-      <w:r>
-        <w:rPr>
-          <w:rFonts w:ascii="Times New Roman" w:hAnsi="Times New Roman" w:cs="Times New Roman"/>
-          <w:b/>
-          <w:bCs/>
-          <w:sz w:val="24"/>
-          <w:szCs w:val="24"/>
-        </w:rPr>
-        <w:t xml:space="preserve">Given</w:t>
-      </w:r>
-      <w:r>
-        <w:rPr>
-          <w:rFonts w:ascii="Times New Roman" w:hAnsi="Times New Roman" w:cs="Times New Roman"/>
-          <w:sz w:val="24"/>
-          <w:szCs w:val="24"/>
-        </w:rPr>
-        <w:t xml:space="preserve"> 14 days have passed since the deadline of Lab 3</w:t>
-      </w:r>
-    </w:p>
-    <w:p>
-      <w:pPr>
-        <w:keepNext/>
-        <w:spacing w:after="60"/>
-        <w:rPr>
-          <w:rFonts w:ascii="Times New Roman" w:hAnsi="Times New Roman" w:cs="Times New Roman"/>
-          <w:sz w:val="24"/>
-          <w:szCs w:val="24"/>
-        </w:rPr>
-      </w:pPr>
-      <w:r>
-        <w:rPr>
-          <w:rFonts w:ascii="Times New Roman" w:hAnsi="Times New Roman" w:cs="Times New Roman"/>
-          <w:b/>
-          <w:bCs/>
-          <w:sz w:val="24"/>
-          <w:szCs w:val="24"/>
-        </w:rPr>
-        <w:t xml:space="preserve">When</w:t>
-      </w:r>
-      <w:r>
-        <w:rPr>
-          <w:rFonts w:ascii="Times New Roman" w:hAnsi="Times New Roman" w:cs="Times New Roman"/>
-          <w:sz w:val="24"/>
-          <w:szCs w:val="24"/>
-        </w:rPr>
-        <w:t xml:space="preserve"> Student opens the Lab 3 page</w:t>
-      </w:r>
-    </w:p>
-    <w:p>
-      <w:pPr>
-        <w:keepNext/>
-        <w:spacing w:after="60"/>
-        <w:rPr>
-          <w:rFonts w:ascii="Times New Roman" w:hAnsi="Times New Roman" w:cs="Times New Roman"/>
-          <w:sz w:val="24"/>
-          <w:szCs w:val="24"/>
-        </w:rPr>
-      </w:pPr>
-      <w:r>
-        <w:rPr>
-          <w:rFonts w:ascii="Times New Roman" w:hAnsi="Times New Roman" w:cs="Times New Roman"/>
-          <w:b/>
-          <w:bCs/>
-          <w:sz w:val="24"/>
-          <w:szCs w:val="24"/>
-        </w:rPr>
-        <w:t xml:space="preserve">Then</w:t>
-      </w:r>
-      <w:r>
-        <w:rPr>
-          <w:rFonts w:ascii="Times New Roman" w:hAnsi="Times New Roman" w:cs="Times New Roman"/>
-          <w:sz w:val="24"/>
-          <w:szCs w:val="24"/>
-        </w:rPr>
-        <w:t xml:space="preserve"> Student sees all earlier questions and answers</w:t>
-      </w:r>
-    </w:p>
-    <w:p>
-      <w:pPr>
-        <w:ind w:firstLine="720"/>
-        <w:rPr>
-          <w:rFonts w:ascii="Times New Roman" w:hAnsi="Times New Roman" w:cs="Times New Roman"/>
-          <w:sz w:val="24"/>
-          <w:szCs w:val="24"/>
-        </w:rPr>
-      </w:pPr>
-      <w:r>
-        <w:rPr>
-          <w:rFonts w:ascii="Times New Roman" w:hAnsi="Times New Roman" w:cs="Times New Roman"/>
-          <w:b/>
-          <w:bCs/>
-          <w:sz w:val="24"/>
-          <w:szCs w:val="24"/>
-        </w:rPr>
-        <w:t xml:space="preserve">And</w:t>
-      </w:r>
-      <w:r>
-        <w:rPr>
-          <w:rFonts w:ascii="Times New Roman" w:hAnsi="Times New Roman" w:cs="Times New Roman"/>
-          <w:sz w:val="24"/>
-          <w:szCs w:val="24"/>
-        </w:rPr>
         <w:t xml:space="preserve"> the “Ask the lecturer...” field is replaced by the message “Questions about this lab are closed”</w:t>
-      </w:r>
-    </w:p>
-    <w:p>
-      <w:pPr>
-        <w:rPr>
-          <w:rFonts w:ascii="Times New Roman" w:hAnsi="Times New Roman" w:cs="Times New Roman"/>
-          <w:sz w:val="24"/>
-          <w:szCs w:val="24"/>
-        </w:rPr>
-      </w:pPr>
-    </w:p>
-    <w:p>
-      <w:pPr>
-        <w:rPr>
-          <w:rFonts w:ascii="Times New Roman" w:hAnsi="Times New Roman" w:cs="Times New Roman"/>
-          <w:sz w:val="24"/>
-          <w:szCs w:val="24"/>
-        </w:rPr>
-      </w:pPr>
-    </w:p>
-    <w:p>
-      <w:pPr>
-        <w:keepNext/>
-        <w:rPr>
-          <w:rFonts w:ascii="Times New Roman" w:hAnsi="Times New Roman" w:cs="Times New Roman"/>
-          <w:sz w:val="24"/>
-          <w:szCs w:val="24"/>
-        </w:rPr>
-      </w:pPr>
-      <w:r>
-        <w:rPr>
-          <w:rFonts w:ascii="Times New Roman" w:hAnsi="Times New Roman" w:cs="Times New Roman"/>
-          <w:b/>
-          <w:bCs/>
-          <w:sz w:val="24"/>
-          <w:szCs w:val="24"/>
-          <w:u w:val="single"/>
-        </w:rPr>
-        <w:t xml:space="preserve">User Story #3</w:t>
-      </w:r>
-    </w:p>
-    <w:p>
-      <w:pPr>
-        <w:keepNext/>
-        <w:rPr>
-          <w:rFonts w:ascii="Times New Roman" w:hAnsi="Times New Roman" w:cs="Times New Roman"/>
-          <w:sz w:val="24"/>
-          <w:szCs w:val="24"/>
-        </w:rPr>
-      </w:pPr>
-      <w:r>
-        <w:rPr>
-          <w:rFonts w:ascii="Times New Roman" w:hAnsi="Times New Roman" w:cs="Times New Roman"/>
-          <w:b/>
-          <w:bCs/>
-          <w:sz w:val="24"/>
-          <w:szCs w:val="24"/>
-        </w:rPr>
-        <w:t xml:space="preserve">Title:</w:t>
-      </w:r>
-      <w:r>
-        <w:rPr>
-          <w:rFonts w:ascii="Times New Roman" w:hAnsi="Times New Roman" w:cs="Times New Roman"/>
-          <w:sz w:val="24"/>
-          <w:szCs w:val="24"/>
-        </w:rPr>
-        <w:t xml:space="preserve"> Grade a submitted lab.</w:t>
-      </w:r>
-    </w:p>
-    <w:p>
-      <w:pPr>
-        <w:keepNext/>
-        <w:rPr>
-          <w:rFonts w:ascii="Times New Roman" w:hAnsi="Times New Roman" w:cs="Times New Roman"/>
-          <w:sz w:val="24"/>
-          <w:szCs w:val="24"/>
-        </w:rPr>
-      </w:pPr>
-      <w:r>
-        <w:rPr>
-          <w:rFonts w:ascii="Times New Roman" w:hAnsi="Times New Roman" w:cs="Times New Roman"/>
-          <w:b/>
-          <w:bCs/>
-          <w:sz w:val="24"/>
-          <w:szCs w:val="24"/>
-        </w:rPr>
-        <w:t xml:space="preserve">Value Statement:</w:t>
-      </w:r>
-    </w:p>
-    <w:p>
-      <w:pPr>
-        <w:rPr>
-          <w:rFonts w:ascii="Times New Roman" w:hAnsi="Times New Roman" w:cs="Times New Roman"/>
-          <w:sz w:val="24"/>
-          <w:szCs w:val="24"/>
-        </w:rPr>
-      </w:pPr>
-      <w:r>
-        <w:rPr>
-          <w:rFonts w:ascii="Times New Roman" w:hAnsi="Times New Roman" w:cs="Times New Roman"/>
-          <w:b/>
-          <w:bCs/>
-          <w:sz w:val="24"/>
-          <w:szCs w:val="24"/>
-        </w:rPr>
-        <w:t xml:space="preserve">As a </w:t>
-      </w:r>
-      <w:r>
-        <w:rPr>
-          <w:rFonts w:ascii="Times New Roman" w:hAnsi="Times New Roman" w:cs="Times New Roman"/>
-          <w:color w:val="2F5496" w:themeColor="accent1" w:themeShade="BF"/>
-          <w:sz w:val="24"/>
-          <w:szCs w:val="24"/>
-        </w:rPr>
-        <w:t xml:space="preserve">lecturer</w:t>
-      </w:r>
-      <w:r>
-        <w:rPr>
-          <w:rFonts w:ascii="Times New Roman" w:hAnsi="Times New Roman" w:cs="Times New Roman"/>
-          <w:b/>
-          <w:bCs/>
-          <w:sz w:val="24"/>
-          <w:szCs w:val="24"/>
-        </w:rPr>
-        <w:t xml:space="preserve">, I want </w:t>
-      </w:r>
-      <w:r>
-        <w:rPr>
-          <w:rFonts w:ascii="Times New Roman" w:hAnsi="Times New Roman" w:cs="Times New Roman"/>
-          <w:color w:val="7030A0"/>
-          <w:sz w:val="24"/>
-          <w:szCs w:val="24"/>
-        </w:rPr>
-        <w:t xml:space="preserve">to grade a submitted lab with points and a comment on the lab page</w:t>
-      </w:r>
-      <w:r>
-        <w:rPr>
-          <w:rFonts w:ascii="Times New Roman" w:hAnsi="Times New Roman" w:cs="Times New Roman"/>
-          <w:b/>
-          <w:bCs/>
-          <w:sz w:val="24"/>
-          <w:szCs w:val="24"/>
-        </w:rPr>
-        <w:t xml:space="preserve">, so that </w:t>
-      </w:r>
-      <w:r>
-        <w:rPr>
-          <w:rFonts w:ascii="Times New Roman" w:hAnsi="Times New Roman" w:cs="Times New Roman"/>
-          <w:color w:val="00B050"/>
-          <w:sz w:val="24"/>
-          <w:szCs w:val="24"/>
-        </w:rPr>
-        <w:t xml:space="preserve">the student sees the grade and the real progress in the course at once, and I do not keep a separate spreadsheet.</w:t>
-      </w:r>
-    </w:p>
-    <w:p>
-      <w:pPr>
-        <w:keepNext/>
-        <w:rPr>
-          <w:rFonts w:ascii="Times New Roman" w:hAnsi="Times New Roman" w:cs="Times New Roman"/>
-          <w:sz w:val="24"/>
-          <w:szCs w:val="24"/>
-        </w:rPr>
-      </w:pPr>
-      <w:r>
-        <w:rPr>
-          <w:rFonts w:ascii="Times New Roman" w:hAnsi="Times New Roman" w:cs="Times New Roman"/>
-          <w:b/>
-          <w:bCs/>
-          <w:sz w:val="24"/>
-          <w:szCs w:val="24"/>
-          <w:u w:val="single"/>
-        </w:rPr>
-        <w:t xml:space="preserve">Acceptance Criteria:</w:t>
-      </w:r>
-    </w:p>
-    <w:p>
-      <w:pPr>
-        <w:keepNext/>
-        <w:rPr>
-          <w:rFonts w:ascii="Times New Roman" w:hAnsi="Times New Roman" w:cs="Times New Roman"/>
-          <w:sz w:val="24"/>
-          <w:szCs w:val="24"/>
-        </w:rPr>
-      </w:pPr>
-      <w:r>
-        <w:rPr>
-          <w:rFonts w:ascii="Times New Roman" w:hAnsi="Times New Roman" w:cs="Times New Roman"/>
-          <w:sz w:val="24"/>
-          <w:szCs w:val="24"/>
-        </w:rPr>
-        <w:t xml:space="preserve">Acceptance Criteria #1 (BDD – Behavior Driven Scenario): </w:t>
-      </w:r>
-      <w:r>
-        <w:rPr>
-          <w:rFonts w:ascii="Times New Roman" w:hAnsi="Times New Roman" w:cs="Times New Roman"/>
-          <w:b/>
-          <w:bCs/>
-          <w:sz w:val="24"/>
-          <w:szCs w:val="24"/>
-        </w:rPr>
-        <w:t xml:space="preserve">List of submissions</w:t>
-      </w:r>
-    </w:p>
-    <w:p>
-      <w:pPr>
-        <w:keepNext/>
-        <w:spacing w:after="60"/>
-        <w:rPr>
-          <w:rFonts w:ascii="Times New Roman" w:hAnsi="Times New Roman" w:cs="Times New Roman"/>
-          <w:sz w:val="24"/>
-          <w:szCs w:val="24"/>
-        </w:rPr>
-      </w:pPr>
-      <w:r>
-        <w:rPr>
-          <w:rFonts w:ascii="Times New Roman" w:hAnsi="Times New Roman" w:cs="Times New Roman"/>
-          <w:b/>
-          <w:bCs/>
-          <w:sz w:val="24"/>
-          <w:szCs w:val="24"/>
-        </w:rPr>
-        <w:t xml:space="preserve">Given</w:t>
-      </w:r>
-      <w:r>
-        <w:rPr>
-          <w:rFonts w:ascii="Times New Roman" w:hAnsi="Times New Roman" w:cs="Times New Roman"/>
-          <w:sz w:val="24"/>
-          <w:szCs w:val="24"/>
-        </w:rPr>
-        <w:t xml:space="preserve"> Lecturer is signed in to the platform</w:t>
-      </w:r>
-    </w:p>
-    <w:p>
-      <w:pPr>
-        <w:keepNext/>
-        <w:spacing w:after="60"/>
-        <w:ind w:firstLine="720"/>
-        <w:rPr>
-          <w:rFonts w:ascii="Times New Roman" w:hAnsi="Times New Roman" w:cs="Times New Roman"/>
-          <w:sz w:val="24"/>
-          <w:szCs w:val="24"/>
-        </w:rPr>
-      </w:pPr>
-      <w:r>
-        <w:rPr>
-          <w:rFonts w:ascii="Times New Roman" w:hAnsi="Times New Roman" w:cs="Times New Roman"/>
-          <w:b/>
-          <w:bCs/>
-          <w:sz w:val="24"/>
-          <w:szCs w:val="24"/>
-        </w:rPr>
-        <w:t xml:space="preserve">And</w:t>
-      </w:r>
-      <w:r>
-        <w:rPr>
-          <w:rFonts w:ascii="Times New Roman" w:hAnsi="Times New Roman" w:cs="Times New Roman"/>
-          <w:sz w:val="24"/>
-          <w:szCs w:val="24"/>
-        </w:rPr>
-        <w:t xml:space="preserve"> Lecturer teaches the course “Algorithms”</w:t>
-      </w:r>
-    </w:p>
-    <w:p>
-      <w:pPr>
-        <w:keepNext/>
-        <w:spacing w:after="60"/>
-        <w:rPr>
-          <w:rFonts w:ascii="Times New Roman" w:hAnsi="Times New Roman" w:cs="Times New Roman"/>
-          <w:sz w:val="24"/>
-          <w:szCs w:val="24"/>
-        </w:rPr>
-      </w:pPr>
-      <w:r>
-        <w:rPr>
-          <w:rFonts w:ascii="Times New Roman" w:hAnsi="Times New Roman" w:cs="Times New Roman"/>
-          <w:b/>
-          <w:bCs/>
-          <w:sz w:val="24"/>
-          <w:szCs w:val="24"/>
-        </w:rPr>
-        <w:t xml:space="preserve">When</w:t>
-      </w:r>
-      <w:r>
-        <w:rPr>
-          <w:rFonts w:ascii="Times New Roman" w:hAnsi="Times New Roman" w:cs="Times New Roman"/>
-          <w:sz w:val="24"/>
-          <w:szCs w:val="24"/>
-        </w:rPr>
-        <w:t xml:space="preserve"> Lecturer opens the Lab 3 page</w:t>
-      </w:r>
-    </w:p>
-    <w:p>
-      <w:pPr>
-        <w:keepNext/>
-        <w:spacing w:after="60"/>
-        <w:rPr>
-          <w:rFonts w:ascii="Times New Roman" w:hAnsi="Times New Roman" w:cs="Times New Roman"/>
-          <w:sz w:val="24"/>
-          <w:szCs w:val="24"/>
-        </w:rPr>
-      </w:pPr>
-      <w:r>
-        <w:rPr>
-          <w:rFonts w:ascii="Times New Roman" w:hAnsi="Times New Roman" w:cs="Times New Roman"/>
-          <w:b/>
-          <w:bCs/>
-          <w:sz w:val="24"/>
-          <w:szCs w:val="24"/>
-        </w:rPr>
-        <w:t xml:space="preserve">Then</w:t>
-      </w:r>
-      <w:r>
-        <w:rPr>
-          <w:rFonts w:ascii="Times New Roman" w:hAnsi="Times New Roman" w:cs="Times New Roman"/>
-          <w:sz w:val="24"/>
-          <w:szCs w:val="24"/>
-        </w:rPr>
-        <w:t xml:space="preserve"> Lecturer sees all students of the group with the status “Submitted” or “Not submitted”</w:t>
-      </w:r>
-    </w:p>
-    <w:p>
-      <w:pPr>
-        <w:ind w:firstLine="720"/>
-        <w:rPr>
-          <w:rFonts w:ascii="Times New Roman" w:hAnsi="Times New Roman" w:cs="Times New Roman"/>
-          <w:sz w:val="24"/>
-          <w:szCs w:val="24"/>
-        </w:rPr>
-      </w:pPr>
-      <w:r>
-        <w:rPr>
-          <w:rFonts w:ascii="Times New Roman" w:hAnsi="Times New Roman" w:cs="Times New Roman"/>
-          <w:b/>
-          <w:bCs/>
-          <w:sz w:val="24"/>
-          <w:szCs w:val="24"/>
-        </w:rPr>
-        <w:t xml:space="preserve">And</w:t>
-      </w:r>
-      <w:r>
-        <w:rPr>
-          <w:rFonts w:ascii="Times New Roman" w:hAnsi="Times New Roman" w:cs="Times New Roman"/>
-          <w:sz w:val="24"/>
-          <w:szCs w:val="24"/>
-        </w:rPr>
-        <w:t xml:space="preserve"> each submitted report has the date and time of submission</w:t>
-      </w:r>
-    </w:p>
-    <w:p>
-      <w:pPr>
-        <w:keepNext/>
-        <w:rPr>
-          <w:rFonts w:ascii="Times New Roman" w:hAnsi="Times New Roman" w:cs="Times New Roman"/>
-          <w:sz w:val="24"/>
-          <w:szCs w:val="24"/>
-        </w:rPr>
-      </w:pPr>
-      <w:r>
-        <w:rPr>
-          <w:rFonts w:ascii="Times New Roman" w:hAnsi="Times New Roman" w:cs="Times New Roman"/>
-          <w:sz w:val="24"/>
-          <w:szCs w:val="24"/>
-        </w:rPr>
-        <w:t xml:space="preserve">Acceptance Criteria #2 (BDD – Behavior Driven Scenario): </w:t>
-      </w:r>
-      <w:r>
-        <w:rPr>
-          <w:rFonts w:ascii="Times New Roman" w:hAnsi="Times New Roman" w:cs="Times New Roman"/>
-          <w:b/>
-          <w:bCs/>
-          <w:sz w:val="24"/>
-          <w:szCs w:val="24"/>
-        </w:rPr>
-        <w:t xml:space="preserve">Grade a report</w:t>
-      </w:r>
-    </w:p>
-    <w:p>
-      <w:pPr>
-        <w:keepNext/>
-        <w:spacing w:after="60"/>
-        <w:rPr>
-          <w:rFonts w:ascii="Times New Roman" w:hAnsi="Times New Roman" w:cs="Times New Roman"/>
-          <w:sz w:val="24"/>
-          <w:szCs w:val="24"/>
-        </w:rPr>
-      </w:pPr>
-      <w:r>
-        <w:rPr>
-          <w:rFonts w:ascii="Times New Roman" w:hAnsi="Times New Roman" w:cs="Times New Roman"/>
-          <w:b/>
-          <w:bCs/>
-          <w:sz w:val="24"/>
-          <w:szCs w:val="24"/>
-        </w:rPr>
-        <w:t xml:space="preserve">Given</w:t>
-      </w:r>
-      <w:r>
-        <w:rPr>
-          <w:rFonts w:ascii="Times New Roman" w:hAnsi="Times New Roman" w:cs="Times New Roman"/>
-          <w:sz w:val="24"/>
-          <w:szCs w:val="24"/>
-        </w:rPr>
-        <w:t xml:space="preserve"> Student has submitted the Lab 3 report</w:t>
-      </w:r>
-    </w:p>
-    <w:p>
-      <w:pPr>
-        <w:keepNext/>
-        <w:spacing w:after="60"/>
-        <w:ind w:firstLine="720"/>
-        <w:rPr>
-          <w:rFonts w:ascii="Times New Roman" w:hAnsi="Times New Roman" w:cs="Times New Roman"/>
-          <w:sz w:val="24"/>
-          <w:szCs w:val="24"/>
-        </w:rPr>
-      </w:pPr>
-      <w:r>
-        <w:rPr>
-          <w:rFonts w:ascii="Times New Roman" w:hAnsi="Times New Roman" w:cs="Times New Roman"/>
-          <w:b/>
-          <w:bCs/>
-          <w:sz w:val="24"/>
-          <w:szCs w:val="24"/>
-        </w:rPr>
-        <w:t xml:space="preserve">And</w:t>
-      </w:r>
-      <w:r>
-        <w:rPr>
-          <w:rFonts w:ascii="Times New Roman" w:hAnsi="Times New Roman" w:cs="Times New Roman"/>
-          <w:sz w:val="24"/>
-          <w:szCs w:val="24"/>
-        </w:rPr>
-        <w:t xml:space="preserve"> Student has 38 of 100 points in the course</w:t>
-      </w:r>
-    </w:p>
-    <w:p>
-      <w:pPr>
-        <w:keepNext/>
-        <w:spacing w:after="60"/>
-        <w:ind w:firstLine="720"/>
-        <w:rPr>
-          <w:rFonts w:ascii="Times New Roman" w:hAnsi="Times New Roman" w:cs="Times New Roman"/>
-          <w:sz w:val="24"/>
-          <w:szCs w:val="24"/>
-        </w:rPr>
-      </w:pPr>
-      <w:r>
-        <w:rPr>
-          <w:rFonts w:ascii="Times New Roman" w:hAnsi="Times New Roman" w:cs="Times New Roman"/>
-          <w:b/>
-          <w:bCs/>
-          <w:sz w:val="24"/>
-          <w:szCs w:val="24"/>
-        </w:rPr>
-        <w:t xml:space="preserve">And</w:t>
-      </w:r>
-      <w:r>
-        <w:rPr>
-          <w:rFonts w:ascii="Times New Roman" w:hAnsi="Times New Roman" w:cs="Times New Roman"/>
-          <w:sz w:val="24"/>
-          <w:szCs w:val="24"/>
-        </w:rPr>
-        <w:t xml:space="preserve"> Lecturer has entered 8 in the “Points” field and written a comment</w:t>
-      </w:r>
-    </w:p>
-    <w:p>
-      <w:pPr>
-        <w:keepNext/>
-        <w:spacing w:after="60"/>
-        <w:rPr>
-          <w:rFonts w:ascii="Times New Roman" w:hAnsi="Times New Roman" w:cs="Times New Roman"/>
-          <w:sz w:val="24"/>
-          <w:szCs w:val="24"/>
-        </w:rPr>
-      </w:pPr>
-      <w:r>
-        <w:rPr>
-          <w:rFonts w:ascii="Times New Roman" w:hAnsi="Times New Roman" w:cs="Times New Roman"/>
-          <w:b/>
-          <w:bCs/>
-          <w:sz w:val="24"/>
-          <w:szCs w:val="24"/>
-        </w:rPr>
-        <w:t xml:space="preserve">When</w:t>
-      </w:r>
-      <w:r>
-        <w:rPr>
-          <w:rFonts w:ascii="Times New Roman" w:hAnsi="Times New Roman" w:cs="Times New Roman"/>
-          <w:sz w:val="24"/>
-          <w:szCs w:val="24"/>
-        </w:rPr>
-        <w:t xml:space="preserve"> Lecturer presses “Save grade”</w:t>
-      </w:r>
-    </w:p>
-    <w:p>
-      <w:pPr>
-        <w:keepNext/>
-        <w:spacing w:after="60"/>
-        <w:rPr>
-          <w:rFonts w:ascii="Times New Roman" w:hAnsi="Times New Roman" w:cs="Times New Roman"/>
-          <w:sz w:val="24"/>
-          <w:szCs w:val="24"/>
-        </w:rPr>
-      </w:pPr>
-      <w:r>
-        <w:rPr>
-          <w:rFonts w:ascii="Times New Roman" w:hAnsi="Times New Roman" w:cs="Times New Roman"/>
-          <w:b/>
-          <w:bCs/>
-          <w:sz w:val="24"/>
-          <w:szCs w:val="24"/>
-        </w:rPr>
-        <w:t xml:space="preserve">Then</w:t>
-      </w:r>
-      <w:r>
-        <w:rPr>
-          <w:rFonts w:ascii="Times New Roman" w:hAnsi="Times New Roman" w:cs="Times New Roman"/>
-          <w:sz w:val="24"/>
-          <w:szCs w:val="24"/>
-        </w:rPr>
-        <w:t xml:space="preserve"> Student sees “8 / 10” and the comment on the Lab 3 page</w:t>
-      </w:r>
-    </w:p>
-    <w:p>
-      <w:pPr>
-        <w:ind w:firstLine="720"/>
-        <w:rPr>
-          <w:rFonts w:ascii="Times New Roman" w:hAnsi="Times New Roman" w:cs="Times New Roman"/>
-          <w:sz w:val="24"/>
-          <w:szCs w:val="24"/>
-        </w:rPr>
-      </w:pPr>
-      <w:r>
-        <w:rPr>
-          <w:rFonts w:ascii="Times New Roman" w:hAnsi="Times New Roman" w:cs="Times New Roman"/>
-          <w:b/>
-          <w:bCs/>
-          <w:sz w:val="24"/>
-          <w:szCs w:val="24"/>
-        </w:rPr>
-        <w:t xml:space="preserve">And</w:t>
-      </w:r>
-      <w:r>
-        <w:rPr>
-          <w:rFonts w:ascii="Times New Roman" w:hAnsi="Times New Roman" w:cs="Times New Roman"/>
-          <w:sz w:val="24"/>
-          <w:szCs w:val="24"/>
-        </w:rPr>
-        <w:t xml:space="preserve"> the course progress on the Student’s Dashboard changes from 38/100 to 46/100</w:t>
-      </w:r>
-    </w:p>
-    <w:p>
-      <w:pPr>
-        <w:keepNext/>
-        <w:rPr>
-          <w:rFonts w:ascii="Times New Roman" w:hAnsi="Times New Roman" w:cs="Times New Roman"/>
-          <w:sz w:val="24"/>
-          <w:szCs w:val="24"/>
-        </w:rPr>
-      </w:pPr>
-      <w:r>
-        <w:rPr>
-          <w:rFonts w:ascii="Times New Roman" w:hAnsi="Times New Roman" w:cs="Times New Roman"/>
-          <w:sz w:val="24"/>
-          <w:szCs w:val="24"/>
-        </w:rPr>
-        <w:t xml:space="preserve">Acceptance Criteria #3 (BDD – Behavior Driven Scenario): </w:t>
-      </w:r>
-      <w:r>
-        <w:rPr>
-          <w:rFonts w:ascii="Times New Roman" w:hAnsi="Times New Roman" w:cs="Times New Roman"/>
-          <w:b/>
-          <w:bCs/>
-          <w:sz w:val="24"/>
-          <w:szCs w:val="24"/>
-        </w:rPr>
-        <w:t xml:space="preserve">Points above the maximum</w:t>
-      </w:r>
-    </w:p>
-    <w:p>
-      <w:pPr>
-        <w:keepNext/>
-        <w:spacing w:after="60"/>
-        <w:rPr>
-          <w:rFonts w:ascii="Times New Roman" w:hAnsi="Times New Roman" w:cs="Times New Roman"/>
-          <w:sz w:val="24"/>
-          <w:szCs w:val="24"/>
-        </w:rPr>
-      </w:pPr>
-      <w:r>
-        <w:rPr>
-          <w:rFonts w:ascii="Times New Roman" w:hAnsi="Times New Roman" w:cs="Times New Roman"/>
-          <w:b/>
-          <w:bCs/>
-          <w:sz w:val="24"/>
-          <w:szCs w:val="24"/>
-        </w:rPr>
-        <w:t xml:space="preserve">Given</w:t>
-      </w:r>
-      <w:r>
-        <w:rPr>
-          <w:rFonts w:ascii="Times New Roman" w:hAnsi="Times New Roman" w:cs="Times New Roman"/>
-          <w:sz w:val="24"/>
-          <w:szCs w:val="24"/>
-        </w:rPr>
-        <w:t xml:space="preserve"> Lecturer is grading the Lab 3 report</w:t>
-      </w:r>
-    </w:p>
-    <w:p>
-      <w:pPr>
-        <w:keepNext/>
-        <w:spacing w:after="60"/>
-        <w:ind w:firstLine="720"/>
-        <w:rPr>
-          <w:rFonts w:ascii="Times New Roman" w:hAnsi="Times New Roman" w:cs="Times New Roman"/>
-          <w:sz w:val="24"/>
-          <w:szCs w:val="24"/>
-        </w:rPr>
-      </w:pPr>
-      <w:r>
-        <w:rPr>
-          <w:rFonts w:ascii="Times New Roman" w:hAnsi="Times New Roman" w:cs="Times New Roman"/>
-          <w:b/>
-          <w:bCs/>
-          <w:sz w:val="24"/>
-          <w:szCs w:val="24"/>
-        </w:rPr>
-        <w:t xml:space="preserve">And</w:t>
-      </w:r>
-      <w:r>
-        <w:rPr>
-          <w:rFonts w:ascii="Times New Roman" w:hAnsi="Times New Roman" w:cs="Times New Roman"/>
-          <w:sz w:val="24"/>
-          <w:szCs w:val="24"/>
-        </w:rPr>
-        <w:t xml:space="preserve"> Lecturer has entered 12 in the “Points” field</w:t>
-      </w:r>
-    </w:p>
-    <w:p>
-      <w:pPr>
-        <w:keepNext/>
-        <w:spacing w:after="60"/>
-        <w:rPr>
-          <w:rFonts w:ascii="Times New Roman" w:hAnsi="Times New Roman" w:cs="Times New Roman"/>
-          <w:sz w:val="24"/>
-          <w:szCs w:val="24"/>
-        </w:rPr>
-      </w:pPr>
-      <w:r>
-        <w:rPr>
-          <w:rFonts w:ascii="Times New Roman" w:hAnsi="Times New Roman" w:cs="Times New Roman"/>
-          <w:b/>
-          <w:bCs/>
-          <w:sz w:val="24"/>
-          <w:szCs w:val="24"/>
-        </w:rPr>
-        <w:t xml:space="preserve">When</w:t>
-      </w:r>
-      <w:r>
-        <w:rPr>
-          <w:rFonts w:ascii="Times New Roman" w:hAnsi="Times New Roman" w:cs="Times New Roman"/>
-          <w:sz w:val="24"/>
-          <w:szCs w:val="24"/>
-        </w:rPr>
-        <w:t xml:space="preserve"> Lecturer presses “Save grade”</w:t>
-      </w:r>
-    </w:p>
-    <w:p>
-      <w:pPr>
-        <w:keepNext/>
-        <w:spacing w:after="60"/>
-        <w:rPr>
-          <w:rFonts w:ascii="Times New Roman" w:hAnsi="Times New Roman" w:cs="Times New Roman"/>
-          <w:sz w:val="24"/>
-          <w:szCs w:val="24"/>
-        </w:rPr>
-      </w:pPr>
-      <w:r>
-        <w:rPr>
-          <w:rFonts w:ascii="Times New Roman" w:hAnsi="Times New Roman" w:cs="Times New Roman"/>
-          <w:b/>
-          <w:bCs/>
-          <w:sz w:val="24"/>
-          <w:szCs w:val="24"/>
-        </w:rPr>
-        <w:t xml:space="preserve">Then</w:t>
-      </w:r>
-      <w:r>
-        <w:rPr>
-          <w:rFonts w:ascii="Times New Roman" w:hAnsi="Times New Roman" w:cs="Times New Roman"/>
-          <w:sz w:val="24"/>
-          <w:szCs w:val="24"/>
-        </w:rPr>
-        <w:t xml:space="preserve"> System does not save the grade</w:t>
-      </w:r>
-    </w:p>
-    <w:p>
-      <w:pPr>
-        <w:ind w:firstLine="720"/>
-        <w:rPr>
-          <w:rFonts w:ascii="Times New Roman" w:hAnsi="Times New Roman" w:cs="Times New Roman"/>
-          <w:sz w:val="24"/>
-          <w:szCs w:val="24"/>
-        </w:rPr>
-      </w:pPr>
-      <w:r>
-        <w:rPr>
-          <w:rFonts w:ascii="Times New Roman" w:hAnsi="Times New Roman" w:cs="Times New Roman"/>
-          <w:b/>
-          <w:bCs/>
-          <w:sz w:val="24"/>
-          <w:szCs w:val="24"/>
-        </w:rPr>
-        <w:t xml:space="preserve">And</w:t>
-      </w:r>
-      <w:r>
-        <w:rPr>
-          <w:rFonts w:ascii="Times New Roman" w:hAnsi="Times New Roman" w:cs="Times New Roman"/>
-          <w:sz w:val="24"/>
-          <w:szCs w:val="24"/>
-        </w:rPr>
-        <w:t xml:space="preserve"> System shows the message “Points cannot be more than 10”</w:t>
       </w:r>
     </w:p>
     <w:sectPr>

--- a/BA/Part 4_Requirements Documentation-20260912/Done/AI/FilledTemplates/User_Story_Template.docx
+++ b/BA/Part 4_Requirements Documentation-20260912/Done/AI/FilledTemplates/User_Story_Template.docx
@@ -2053,6 +2053,699 @@
           <w:szCs w:val="24"/>
         </w:rPr>
         <w:t xml:space="preserve"> the “Ask the lecturer...” field is replaced by the message “Questions about this lab are closed”</w:t>
+      </w:r>
+    </w:p>
+    <w:p>
+      <w:pPr>
+        <w:rPr>
+          <w:rFonts w:ascii="Times New Roman" w:hAnsi="Times New Roman" w:cs="Times New Roman"/>
+          <w:sz w:val="24"/>
+          <w:szCs w:val="24"/>
+        </w:rPr>
+      </w:pPr>
+    </w:p>
+    <w:p>
+      <w:pPr>
+        <w:rPr>
+          <w:rFonts w:ascii="Times New Roman" w:hAnsi="Times New Roman" w:cs="Times New Roman"/>
+          <w:sz w:val="24"/>
+          <w:szCs w:val="24"/>
+        </w:rPr>
+      </w:pPr>
+    </w:p>
+    <w:p>
+      <w:pPr>
+        <w:keepNext/>
+        <w:rPr>
+          <w:rFonts w:ascii="Times New Roman" w:hAnsi="Times New Roman" w:cs="Times New Roman"/>
+          <w:sz w:val="24"/>
+          <w:szCs w:val="24"/>
+        </w:rPr>
+      </w:pPr>
+      <w:r>
+        <w:rPr>
+          <w:rFonts w:ascii="Times New Roman" w:hAnsi="Times New Roman" w:cs="Times New Roman"/>
+          <w:b/>
+          <w:bCs/>
+          <w:sz w:val="24"/>
+          <w:szCs w:val="24"/>
+          <w:u w:val="single"/>
+        </w:rPr>
+        <w:t xml:space="preserve">User Story #4</w:t>
+      </w:r>
+    </w:p>
+    <w:p>
+      <w:pPr>
+        <w:keepNext/>
+        <w:rPr>
+          <w:rFonts w:ascii="Times New Roman" w:hAnsi="Times New Roman" w:cs="Times New Roman"/>
+          <w:sz w:val="24"/>
+          <w:szCs w:val="24"/>
+        </w:rPr>
+      </w:pPr>
+      <w:r>
+        <w:rPr>
+          <w:rFonts w:ascii="Times New Roman" w:hAnsi="Times New Roman" w:cs="Times New Roman"/>
+          <w:b/>
+          <w:bCs/>
+          <w:sz w:val="24"/>
+          <w:szCs w:val="24"/>
+        </w:rPr>
+        <w:t xml:space="preserve">Title:</w:t>
+      </w:r>
+      <w:r>
+        <w:rPr>
+          <w:rFonts w:ascii="Times New Roman" w:hAnsi="Times New Roman" w:cs="Times New Roman"/>
+          <w:sz w:val="24"/>
+          <w:szCs w:val="24"/>
+        </w:rPr>
+        <w:t xml:space="preserve"> See the progress of every group in one place.</w:t>
+      </w:r>
+    </w:p>
+    <w:p>
+      <w:pPr>
+        <w:keepNext/>
+        <w:rPr>
+          <w:rFonts w:ascii="Times New Roman" w:hAnsi="Times New Roman" w:cs="Times New Roman"/>
+          <w:sz w:val="24"/>
+          <w:szCs w:val="24"/>
+        </w:rPr>
+      </w:pPr>
+      <w:r>
+        <w:rPr>
+          <w:rFonts w:ascii="Times New Roman" w:hAnsi="Times New Roman" w:cs="Times New Roman"/>
+          <w:b/>
+          <w:bCs/>
+          <w:sz w:val="24"/>
+          <w:szCs w:val="24"/>
+        </w:rPr>
+        <w:t xml:space="preserve">Value Statement:</w:t>
+      </w:r>
+    </w:p>
+    <w:p>
+      <w:pPr>
+        <w:rPr>
+          <w:rFonts w:ascii="Times New Roman" w:hAnsi="Times New Roman" w:cs="Times New Roman"/>
+          <w:sz w:val="24"/>
+          <w:szCs w:val="24"/>
+        </w:rPr>
+      </w:pPr>
+      <w:r>
+        <w:rPr>
+          <w:rFonts w:ascii="Times New Roman" w:hAnsi="Times New Roman" w:cs="Times New Roman"/>
+          <w:b/>
+          <w:bCs/>
+          <w:sz w:val="24"/>
+          <w:szCs w:val="24"/>
+        </w:rPr>
+        <w:t xml:space="preserve">As a </w:t>
+      </w:r>
+      <w:r>
+        <w:rPr>
+          <w:rFonts w:ascii="Times New Roman" w:hAnsi="Times New Roman" w:cs="Times New Roman"/>
+          <w:color w:val="2F5496" w:themeColor="accent1" w:themeShade="BF"/>
+          <w:sz w:val="24"/>
+          <w:szCs w:val="24"/>
+        </w:rPr>
+        <w:t xml:space="preserve">dean’s office specialist</w:t>
+      </w:r>
+      <w:r>
+        <w:rPr>
+          <w:rFonts w:ascii="Times New Roman" w:hAnsi="Times New Roman" w:cs="Times New Roman"/>
+          <w:b/>
+          <w:bCs/>
+          <w:sz w:val="24"/>
+          <w:szCs w:val="24"/>
+        </w:rPr>
+        <w:t xml:space="preserve">, I want </w:t>
+      </w:r>
+      <w:r>
+        <w:rPr>
+          <w:rFonts w:ascii="Times New Roman" w:hAnsi="Times New Roman" w:cs="Times New Roman"/>
+          <w:color w:val="7030A0"/>
+          <w:sz w:val="24"/>
+          <w:szCs w:val="24"/>
+        </w:rPr>
+        <w:t xml:space="preserve">to see the progress of every group of my institute on one page</w:t>
+      </w:r>
+      <w:r>
+        <w:rPr>
+          <w:rFonts w:ascii="Times New Roman" w:hAnsi="Times New Roman" w:cs="Times New Roman"/>
+          <w:b/>
+          <w:bCs/>
+          <w:sz w:val="24"/>
+          <w:szCs w:val="24"/>
+        </w:rPr>
+        <w:t xml:space="preserve">, so that </w:t>
+      </w:r>
+      <w:r>
+        <w:rPr>
+          <w:rFonts w:ascii="Times New Roman" w:hAnsi="Times New Roman" w:cs="Times New Roman"/>
+          <w:color w:val="00B050"/>
+          <w:sz w:val="24"/>
+          <w:szCs w:val="24"/>
+        </w:rPr>
+        <w:t xml:space="preserve">I find students who are falling behind while they can still catch up, without collecting grades by hand.</w:t>
+      </w:r>
+    </w:p>
+    <w:p>
+      <w:pPr>
+        <w:keepNext/>
+        <w:rPr>
+          <w:rFonts w:ascii="Times New Roman" w:hAnsi="Times New Roman" w:cs="Times New Roman"/>
+          <w:sz w:val="24"/>
+          <w:szCs w:val="24"/>
+        </w:rPr>
+      </w:pPr>
+      <w:r>
+        <w:rPr>
+          <w:rFonts w:ascii="Times New Roman" w:hAnsi="Times New Roman" w:cs="Times New Roman"/>
+          <w:b/>
+          <w:bCs/>
+          <w:sz w:val="24"/>
+          <w:szCs w:val="24"/>
+          <w:u w:val="single"/>
+        </w:rPr>
+        <w:t xml:space="preserve">Acceptance Criteria:</w:t>
+      </w:r>
+    </w:p>
+    <w:p>
+      <w:pPr>
+        <w:keepNext/>
+        <w:rPr>
+          <w:rFonts w:ascii="Times New Roman" w:hAnsi="Times New Roman" w:cs="Times New Roman"/>
+          <w:sz w:val="24"/>
+          <w:szCs w:val="24"/>
+        </w:rPr>
+      </w:pPr>
+      <w:r>
+        <w:rPr>
+          <w:rFonts w:ascii="Times New Roman" w:hAnsi="Times New Roman" w:cs="Times New Roman"/>
+          <w:sz w:val="24"/>
+          <w:szCs w:val="24"/>
+        </w:rPr>
+        <w:t xml:space="preserve">Acceptance Criteria #1 (BDD – Behavior Driven Scenario): </w:t>
+      </w:r>
+      <w:r>
+        <w:rPr>
+          <w:rFonts w:ascii="Times New Roman" w:hAnsi="Times New Roman" w:cs="Times New Roman"/>
+          <w:b/>
+          <w:bCs/>
+          <w:sz w:val="24"/>
+          <w:szCs w:val="24"/>
+        </w:rPr>
+        <w:t xml:space="preserve">List of groups</w:t>
+      </w:r>
+    </w:p>
+    <w:p>
+      <w:pPr>
+        <w:keepNext/>
+        <w:spacing w:after="60"/>
+        <w:rPr>
+          <w:rFonts w:ascii="Times New Roman" w:hAnsi="Times New Roman" w:cs="Times New Roman"/>
+          <w:sz w:val="24"/>
+          <w:szCs w:val="24"/>
+        </w:rPr>
+      </w:pPr>
+      <w:r>
+        <w:rPr>
+          <w:rFonts w:ascii="Times New Roman" w:hAnsi="Times New Roman" w:cs="Times New Roman"/>
+          <w:b/>
+          <w:bCs/>
+          <w:sz w:val="24"/>
+          <w:szCs w:val="24"/>
+        </w:rPr>
+        <w:t xml:space="preserve">Given</w:t>
+      </w:r>
+      <w:r>
+        <w:rPr>
+          <w:rFonts w:ascii="Times New Roman" w:hAnsi="Times New Roman" w:cs="Times New Roman"/>
+          <w:sz w:val="24"/>
+          <w:szCs w:val="24"/>
+        </w:rPr>
+        <w:t xml:space="preserve"> Specialist is signed in to the platform</w:t>
+      </w:r>
+    </w:p>
+    <w:p>
+      <w:pPr>
+        <w:keepNext/>
+        <w:spacing w:after="60"/>
+        <w:ind w:firstLine="720"/>
+        <w:rPr>
+          <w:rFonts w:ascii="Times New Roman" w:hAnsi="Times New Roman" w:cs="Times New Roman"/>
+          <w:sz w:val="24"/>
+          <w:szCs w:val="24"/>
+        </w:rPr>
+      </w:pPr>
+      <w:r>
+        <w:rPr>
+          <w:rFonts w:ascii="Times New Roman" w:hAnsi="Times New Roman" w:cs="Times New Roman"/>
+          <w:b/>
+          <w:bCs/>
+          <w:sz w:val="24"/>
+          <w:szCs w:val="24"/>
+        </w:rPr>
+        <w:t xml:space="preserve">And</w:t>
+      </w:r>
+      <w:r>
+        <w:rPr>
+          <w:rFonts w:ascii="Times New Roman" w:hAnsi="Times New Roman" w:cs="Times New Roman"/>
+          <w:sz w:val="24"/>
+          <w:szCs w:val="24"/>
+        </w:rPr>
+        <w:t xml:space="preserve"> Specialist has access to the Institute of Computer Science</w:t>
+      </w:r>
+    </w:p>
+    <w:p>
+      <w:pPr>
+        <w:keepNext/>
+        <w:spacing w:after="60"/>
+        <w:rPr>
+          <w:rFonts w:ascii="Times New Roman" w:hAnsi="Times New Roman" w:cs="Times New Roman"/>
+          <w:sz w:val="24"/>
+          <w:szCs w:val="24"/>
+        </w:rPr>
+      </w:pPr>
+      <w:r>
+        <w:rPr>
+          <w:rFonts w:ascii="Times New Roman" w:hAnsi="Times New Roman" w:cs="Times New Roman"/>
+          <w:b/>
+          <w:bCs/>
+          <w:sz w:val="24"/>
+          <w:szCs w:val="24"/>
+        </w:rPr>
+        <w:t xml:space="preserve">When</w:t>
+      </w:r>
+      <w:r>
+        <w:rPr>
+          <w:rFonts w:ascii="Times New Roman" w:hAnsi="Times New Roman" w:cs="Times New Roman"/>
+          <w:sz w:val="24"/>
+          <w:szCs w:val="24"/>
+        </w:rPr>
+        <w:t xml:space="preserve"> Specialist opens the “Groups” page</w:t>
+      </w:r>
+    </w:p>
+    <w:p>
+      <w:pPr>
+        <w:keepNext/>
+        <w:spacing w:after="60"/>
+        <w:rPr>
+          <w:rFonts w:ascii="Times New Roman" w:hAnsi="Times New Roman" w:cs="Times New Roman"/>
+          <w:sz w:val="24"/>
+          <w:szCs w:val="24"/>
+        </w:rPr>
+      </w:pPr>
+      <w:r>
+        <w:rPr>
+          <w:rFonts w:ascii="Times New Roman" w:hAnsi="Times New Roman" w:cs="Times New Roman"/>
+          <w:b/>
+          <w:bCs/>
+          <w:sz w:val="24"/>
+          <w:szCs w:val="24"/>
+        </w:rPr>
+        <w:t xml:space="preserve">Then</w:t>
+      </w:r>
+      <w:r>
+        <w:rPr>
+          <w:rFonts w:ascii="Times New Roman" w:hAnsi="Times New Roman" w:cs="Times New Roman"/>
+          <w:sz w:val="24"/>
+          <w:szCs w:val="24"/>
+        </w:rPr>
+        <w:t xml:space="preserve"> Specialist sees all groups of the institute with the average progress in points of 100</w:t>
+      </w:r>
+    </w:p>
+    <w:p>
+      <w:pPr>
+        <w:ind w:firstLine="720"/>
+        <w:rPr>
+          <w:rFonts w:ascii="Times New Roman" w:hAnsi="Times New Roman" w:cs="Times New Roman"/>
+          <w:sz w:val="24"/>
+          <w:szCs w:val="24"/>
+        </w:rPr>
+      </w:pPr>
+      <w:r>
+        <w:rPr>
+          <w:rFonts w:ascii="Times New Roman" w:hAnsi="Times New Roman" w:cs="Times New Roman"/>
+          <w:b/>
+          <w:bCs/>
+          <w:sz w:val="24"/>
+          <w:szCs w:val="24"/>
+        </w:rPr>
+        <w:t xml:space="preserve">And</w:t>
+      </w:r>
+      <w:r>
+        <w:rPr>
+          <w:rFonts w:ascii="Times New Roman" w:hAnsi="Times New Roman" w:cs="Times New Roman"/>
+          <w:sz w:val="24"/>
+          <w:szCs w:val="24"/>
+        </w:rPr>
+        <w:t xml:space="preserve"> each group shows the number of missed deadlines</w:t>
+      </w:r>
+    </w:p>
+    <w:p>
+      <w:pPr>
+        <w:keepNext/>
+        <w:rPr>
+          <w:rFonts w:ascii="Times New Roman" w:hAnsi="Times New Roman" w:cs="Times New Roman"/>
+          <w:sz w:val="24"/>
+          <w:szCs w:val="24"/>
+        </w:rPr>
+      </w:pPr>
+      <w:r>
+        <w:rPr>
+          <w:rFonts w:ascii="Times New Roman" w:hAnsi="Times New Roman" w:cs="Times New Roman"/>
+          <w:sz w:val="24"/>
+          <w:szCs w:val="24"/>
+        </w:rPr>
+        <w:t xml:space="preserve">Acceptance Criteria #2 (BDD – Behavior Driven Scenario): </w:t>
+      </w:r>
+      <w:r>
+        <w:rPr>
+          <w:rFonts w:ascii="Times New Roman" w:hAnsi="Times New Roman" w:cs="Times New Roman"/>
+          <w:b/>
+          <w:bCs/>
+          <w:sz w:val="24"/>
+          <w:szCs w:val="24"/>
+        </w:rPr>
+        <w:t xml:space="preserve">Students at risk in a group</w:t>
+      </w:r>
+    </w:p>
+    <w:p>
+      <w:pPr>
+        <w:keepNext/>
+        <w:spacing w:after="60"/>
+        <w:rPr>
+          <w:rFonts w:ascii="Times New Roman" w:hAnsi="Times New Roman" w:cs="Times New Roman"/>
+          <w:sz w:val="24"/>
+          <w:szCs w:val="24"/>
+        </w:rPr>
+      </w:pPr>
+      <w:r>
+        <w:rPr>
+          <w:rFonts w:ascii="Times New Roman" w:hAnsi="Times New Roman" w:cs="Times New Roman"/>
+          <w:b/>
+          <w:bCs/>
+          <w:sz w:val="24"/>
+          <w:szCs w:val="24"/>
+        </w:rPr>
+        <w:t xml:space="preserve">Given</w:t>
+      </w:r>
+      <w:r>
+        <w:rPr>
+          <w:rFonts w:ascii="Times New Roman" w:hAnsi="Times New Roman" w:cs="Times New Roman"/>
+          <w:sz w:val="24"/>
+          <w:szCs w:val="24"/>
+        </w:rPr>
+        <w:t xml:space="preserve"> Specialist is on the “Groups” page</w:t>
+      </w:r>
+    </w:p>
+    <w:p>
+      <w:pPr>
+        <w:keepNext/>
+        <w:spacing w:after="60"/>
+        <w:ind w:firstLine="720"/>
+        <w:rPr>
+          <w:rFonts w:ascii="Times New Roman" w:hAnsi="Times New Roman" w:cs="Times New Roman"/>
+          <w:sz w:val="24"/>
+          <w:szCs w:val="24"/>
+        </w:rPr>
+      </w:pPr>
+      <w:r>
+        <w:rPr>
+          <w:rFonts w:ascii="Times New Roman" w:hAnsi="Times New Roman" w:cs="Times New Roman"/>
+          <w:b/>
+          <w:bCs/>
+          <w:sz w:val="24"/>
+          <w:szCs w:val="24"/>
+        </w:rPr>
+        <w:t xml:space="preserve">And</w:t>
+      </w:r>
+      <w:r>
+        <w:rPr>
+          <w:rFonts w:ascii="Times New Roman" w:hAnsi="Times New Roman" w:cs="Times New Roman"/>
+          <w:sz w:val="24"/>
+          <w:szCs w:val="24"/>
+        </w:rPr>
+        <w:t xml:space="preserve"> the group “KN-11” has a student with 3 missed deadlines</w:t>
+      </w:r>
+    </w:p>
+    <w:p>
+      <w:pPr>
+        <w:keepNext/>
+        <w:spacing w:after="60"/>
+        <w:rPr>
+          <w:rFonts w:ascii="Times New Roman" w:hAnsi="Times New Roman" w:cs="Times New Roman"/>
+          <w:sz w:val="24"/>
+          <w:szCs w:val="24"/>
+        </w:rPr>
+      </w:pPr>
+      <w:r>
+        <w:rPr>
+          <w:rFonts w:ascii="Times New Roman" w:hAnsi="Times New Roman" w:cs="Times New Roman"/>
+          <w:b/>
+          <w:bCs/>
+          <w:sz w:val="24"/>
+          <w:szCs w:val="24"/>
+        </w:rPr>
+        <w:t xml:space="preserve">When</w:t>
+      </w:r>
+      <w:r>
+        <w:rPr>
+          <w:rFonts w:ascii="Times New Roman" w:hAnsi="Times New Roman" w:cs="Times New Roman"/>
+          <w:sz w:val="24"/>
+          <w:szCs w:val="24"/>
+        </w:rPr>
+        <w:t xml:space="preserve"> Specialist opens the group “KN-11”</w:t>
+      </w:r>
+    </w:p>
+    <w:p>
+      <w:pPr>
+        <w:keepNext/>
+        <w:spacing w:after="60"/>
+        <w:rPr>
+          <w:rFonts w:ascii="Times New Roman" w:hAnsi="Times New Roman" w:cs="Times New Roman"/>
+          <w:sz w:val="24"/>
+          <w:szCs w:val="24"/>
+        </w:rPr>
+      </w:pPr>
+      <w:r>
+        <w:rPr>
+          <w:rFonts w:ascii="Times New Roman" w:hAnsi="Times New Roman" w:cs="Times New Roman"/>
+          <w:b/>
+          <w:bCs/>
+          <w:sz w:val="24"/>
+          <w:szCs w:val="24"/>
+        </w:rPr>
+        <w:t xml:space="preserve">Then</w:t>
+      </w:r>
+      <w:r>
+        <w:rPr>
+          <w:rFonts w:ascii="Times New Roman" w:hAnsi="Times New Roman" w:cs="Times New Roman"/>
+          <w:sz w:val="24"/>
+          <w:szCs w:val="24"/>
+        </w:rPr>
+        <w:t xml:space="preserve"> Specialist sees every student of the group with the progress in points and the number of missed deadlines</w:t>
+      </w:r>
+    </w:p>
+    <w:p>
+      <w:pPr>
+        <w:ind w:firstLine="720"/>
+        <w:rPr>
+          <w:rFonts w:ascii="Times New Roman" w:hAnsi="Times New Roman" w:cs="Times New Roman"/>
+          <w:sz w:val="24"/>
+          <w:szCs w:val="24"/>
+        </w:rPr>
+      </w:pPr>
+      <w:r>
+        <w:rPr>
+          <w:rFonts w:ascii="Times New Roman" w:hAnsi="Times New Roman" w:cs="Times New Roman"/>
+          <w:b/>
+          <w:bCs/>
+          <w:sz w:val="24"/>
+          <w:szCs w:val="24"/>
+        </w:rPr>
+        <w:t xml:space="preserve">And</w:t>
+      </w:r>
+      <w:r>
+        <w:rPr>
+          <w:rFonts w:ascii="Times New Roman" w:hAnsi="Times New Roman" w:cs="Times New Roman"/>
+          <w:sz w:val="24"/>
+          <w:szCs w:val="24"/>
+        </w:rPr>
+        <w:t xml:space="preserve"> the student with 3 missed deadlines is marked “At risk”</w:t>
+      </w:r>
+    </w:p>
+    <w:p>
+      <w:pPr>
+        <w:keepNext/>
+        <w:rPr>
+          <w:rFonts w:ascii="Times New Roman" w:hAnsi="Times New Roman" w:cs="Times New Roman"/>
+          <w:sz w:val="24"/>
+          <w:szCs w:val="24"/>
+        </w:rPr>
+      </w:pPr>
+      <w:r>
+        <w:rPr>
+          <w:rFonts w:ascii="Times New Roman" w:hAnsi="Times New Roman" w:cs="Times New Roman"/>
+          <w:sz w:val="24"/>
+          <w:szCs w:val="24"/>
+        </w:rPr>
+        <w:t xml:space="preserve">Acceptance Criteria #3 (BDD – Behavior Driven Scenario): </w:t>
+      </w:r>
+      <w:r>
+        <w:rPr>
+          <w:rFonts w:ascii="Times New Roman" w:hAnsi="Times New Roman" w:cs="Times New Roman"/>
+          <w:b/>
+          <w:bCs/>
+          <w:sz w:val="24"/>
+          <w:szCs w:val="24"/>
+        </w:rPr>
+        <w:t xml:space="preserve">A group of another institute</w:t>
+      </w:r>
+    </w:p>
+    <w:p>
+      <w:pPr>
+        <w:keepNext/>
+        <w:spacing w:after="60"/>
+        <w:rPr>
+          <w:rFonts w:ascii="Times New Roman" w:hAnsi="Times New Roman" w:cs="Times New Roman"/>
+          <w:sz w:val="24"/>
+          <w:szCs w:val="24"/>
+        </w:rPr>
+      </w:pPr>
+      <w:r>
+        <w:rPr>
+          <w:rFonts w:ascii="Times New Roman" w:hAnsi="Times New Roman" w:cs="Times New Roman"/>
+          <w:b/>
+          <w:bCs/>
+          <w:sz w:val="24"/>
+          <w:szCs w:val="24"/>
+        </w:rPr>
+        <w:t xml:space="preserve">Given</w:t>
+      </w:r>
+      <w:r>
+        <w:rPr>
+          <w:rFonts w:ascii="Times New Roman" w:hAnsi="Times New Roman" w:cs="Times New Roman"/>
+          <w:sz w:val="24"/>
+          <w:szCs w:val="24"/>
+        </w:rPr>
+        <w:t xml:space="preserve"> Specialist has no access to the group “FI-21” of another institute</w:t>
+      </w:r>
+    </w:p>
+    <w:p>
+      <w:pPr>
+        <w:keepNext/>
+        <w:spacing w:after="60"/>
+        <w:rPr>
+          <w:rFonts w:ascii="Times New Roman" w:hAnsi="Times New Roman" w:cs="Times New Roman"/>
+          <w:sz w:val="24"/>
+          <w:szCs w:val="24"/>
+        </w:rPr>
+      </w:pPr>
+      <w:r>
+        <w:rPr>
+          <w:rFonts w:ascii="Times New Roman" w:hAnsi="Times New Roman" w:cs="Times New Roman"/>
+          <w:b/>
+          <w:bCs/>
+          <w:sz w:val="24"/>
+          <w:szCs w:val="24"/>
+        </w:rPr>
+        <w:t xml:space="preserve">When</w:t>
+      </w:r>
+      <w:r>
+        <w:rPr>
+          <w:rFonts w:ascii="Times New Roman" w:hAnsi="Times New Roman" w:cs="Times New Roman"/>
+          <w:sz w:val="24"/>
+          <w:szCs w:val="24"/>
+        </w:rPr>
+        <w:t xml:space="preserve"> Specialist opens the page of the group “FI-21”</w:t>
+      </w:r>
+    </w:p>
+    <w:p>
+      <w:pPr>
+        <w:keepNext/>
+        <w:spacing w:after="60"/>
+        <w:rPr>
+          <w:rFonts w:ascii="Times New Roman" w:hAnsi="Times New Roman" w:cs="Times New Roman"/>
+          <w:sz w:val="24"/>
+          <w:szCs w:val="24"/>
+        </w:rPr>
+      </w:pPr>
+      <w:r>
+        <w:rPr>
+          <w:rFonts w:ascii="Times New Roman" w:hAnsi="Times New Roman" w:cs="Times New Roman"/>
+          <w:b/>
+          <w:bCs/>
+          <w:sz w:val="24"/>
+          <w:szCs w:val="24"/>
+        </w:rPr>
+        <w:t xml:space="preserve">Then</w:t>
+      </w:r>
+      <w:r>
+        <w:rPr>
+          <w:rFonts w:ascii="Times New Roman" w:hAnsi="Times New Roman" w:cs="Times New Roman"/>
+          <w:sz w:val="24"/>
+          <w:szCs w:val="24"/>
+        </w:rPr>
+        <w:t xml:space="preserve"> System does not show the group</w:t>
+      </w:r>
+    </w:p>
+    <w:p>
+      <w:pPr>
+        <w:keepNext/>
+        <w:spacing w:after="60"/>
+        <w:ind w:firstLine="720"/>
+        <w:rPr>
+          <w:rFonts w:ascii="Times New Roman" w:hAnsi="Times New Roman" w:cs="Times New Roman"/>
+          <w:sz w:val="24"/>
+          <w:szCs w:val="24"/>
+        </w:rPr>
+      </w:pPr>
+      <w:r>
+        <w:rPr>
+          <w:rFonts w:ascii="Times New Roman" w:hAnsi="Times New Roman" w:cs="Times New Roman"/>
+          <w:b/>
+          <w:bCs/>
+          <w:sz w:val="24"/>
+          <w:szCs w:val="24"/>
+        </w:rPr>
+        <w:t xml:space="preserve">And</w:t>
+      </w:r>
+      <w:r>
+        <w:rPr>
+          <w:rFonts w:ascii="Times New Roman" w:hAnsi="Times New Roman" w:cs="Times New Roman"/>
+          <w:sz w:val="24"/>
+          <w:szCs w:val="24"/>
+        </w:rPr>
+        <w:t xml:space="preserve"> System shows the message “You do not have access to this page”</w:t>
+      </w:r>
+    </w:p>
+    <w:p>
+      <w:pPr>
+        <w:ind w:firstLine="720"/>
+        <w:rPr>
+          <w:rFonts w:ascii="Times New Roman" w:hAnsi="Times New Roman" w:cs="Times New Roman"/>
+          <w:sz w:val="24"/>
+          <w:szCs w:val="24"/>
+        </w:rPr>
+      </w:pPr>
+      <w:r>
+        <w:rPr>
+          <w:rFonts w:ascii="Times New Roman" w:hAnsi="Times New Roman" w:cs="Times New Roman"/>
+          <w:b/>
+          <w:bCs/>
+          <w:sz w:val="24"/>
+          <w:szCs w:val="24"/>
+        </w:rPr>
+        <w:t xml:space="preserve">And</w:t>
+      </w:r>
+      <w:r>
+        <w:rPr>
+          <w:rFonts w:ascii="Times New Roman" w:hAnsi="Times New Roman" w:cs="Times New Roman"/>
+          <w:sz w:val="24"/>
+          <w:szCs w:val="24"/>
+        </w:rPr>
+        <w:t xml:space="preserve"> no student data is shown</w:t>
       </w:r>
     </w:p>
     <w:sectPr>
